--- a/Principles of Diagnostic Medicine I Exam 4/pdm-exam-4-cram-sheet.docx
+++ b/Principles of Diagnostic Medicine I Exam 4/pdm-exam-4-cram-sheet.docx
@@ -62,7 +62,7 @@
           <w:b w:val="0"/>
           <w:i w:val="0"/>
         </w:rPr>
-        <w:t>Lectures 17 to 21, the pulmonary block, built lecture by lecture. So far: pulmonary imaging (the landmarks, the normal film, the upper airway films, technique, choosing the study and its cautions, reading computed tomography, and the five patterns). Opens with how the exam is written.</w:t>
+        <w:t>Lectures 17 to 21, the pulmonary block, built lecture by lecture. So far: pulmonary imaging (the landmarks, the normal film, the upper airway films, technique, choosing the study and its cautions, reading computed tomography, and the five patterns) and pulmonary function testing (the equipment, the volumes and capacities, spirometry, indications, obstruction against restriction, reading a report, each test's role, and oxygenation). Opens with how the exam is written.</w:t>
       </w:r>
     </w:p>
     <w:tbl>
@@ -3639,6 +3639,3364 @@
     </w:p>
     <w:p>
       <w:pPr>
+        <w:pStyle w:val="Heading1"/>
+        <w:spacing w:before="280" w:after="100"/>
+      </w:pPr>
+      <w:r>
+        <w:rPr>
+          <w:rFonts w:ascii="Georgia" w:hAnsi="Georgia"/>
+          <w:color w:val="17494B"/>
+        </w:rPr>
+        <w:t>The Equipment and What Each Test Measures (Lecture 20)</w:t>
+      </w:r>
+    </w:p>
+    <w:tbl>
+      <w:tblPr>
+        <w:tblStyle w:val="TableGrid"/>
+        <w:tblW w:type="auto" w:w="0"/>
+        <w:jc w:val="center"/>
+        <w:tblLook w:firstColumn="1" w:firstRow="1" w:lastColumn="0" w:lastRow="0" w:noHBand="0" w:noVBand="1" w:val="04A0"/>
+        <w:tblBorders>
+          <w:top w:val="single" w:sz="4" w:space="0" w:color="D8D2D4"/>
+          <w:left w:val="single" w:sz="4" w:space="0" w:color="D8D2D4"/>
+          <w:bottom w:val="single" w:sz="4" w:space="0" w:color="D8D2D4"/>
+          <w:right w:val="single" w:sz="4" w:space="0" w:color="D8D2D4"/>
+          <w:insideH w:val="single" w:sz="4" w:space="0" w:color="D8D2D4"/>
+          <w:insideV w:val="single" w:sz="4" w:space="0" w:color="D8D2D4"/>
+        </w:tblBorders>
+      </w:tblPr>
+      <w:tblGrid>
+        <w:gridCol w:w="5112"/>
+        <w:gridCol w:w="5112"/>
+      </w:tblGrid>
+      <w:tr>
+        <w:tc>
+          <w:tcPr>
+            <w:tcW w:type="dxa" w:w="5112"/>
+            <w:shd w:val="clear" w:color="auto" w:fill="17494B"/>
+          </w:tcPr>
+          <w:p>
+            <w:pPr>
+              <w:spacing w:after="40"/>
+            </w:pPr>
+            <w:r>
+              <w:rPr>
+                <w:b/>
+                <w:color w:val="FFFFFF"/>
+                <w:sz w:val="18"/>
+              </w:rPr>
+            </w:r>
+            <w:r>
+              <w:rPr>
+                <w:b/>
+                <w:i w:val="0"/>
+                <w:color w:val="FFFFFF"/>
+                <w:sz w:val="18"/>
+              </w:rPr>
+              <w:t>Term</w:t>
+            </w:r>
+          </w:p>
+        </w:tc>
+        <w:tc>
+          <w:tcPr>
+            <w:tcW w:type="dxa" w:w="5112"/>
+            <w:shd w:val="clear" w:color="auto" w:fill="17494B"/>
+          </w:tcPr>
+          <w:p>
+            <w:pPr>
+              <w:spacing w:after="40"/>
+            </w:pPr>
+            <w:r>
+              <w:rPr>
+                <w:b/>
+                <w:color w:val="FFFFFF"/>
+                <w:sz w:val="18"/>
+              </w:rPr>
+            </w:r>
+            <w:r>
+              <w:rPr>
+                <w:b/>
+                <w:i w:val="0"/>
+                <w:color w:val="FFFFFF"/>
+                <w:sz w:val="18"/>
+              </w:rPr>
+              <w:t>What you need to know</w:t>
+            </w:r>
+          </w:p>
+        </w:tc>
+      </w:tr>
+      <w:tr>
+        <w:tc>
+          <w:tcPr>
+            <w:tcW w:type="dxa" w:w="5112"/>
+            <w:shd w:val="clear" w:color="auto" w:fill="F1EEEF"/>
+          </w:tcPr>
+          <w:p>
+            <w:pPr>
+              <w:spacing w:after="40"/>
+            </w:pPr>
+            <w:r>
+              <w:rPr>
+                <w:b/>
+                <w:sz w:val="18"/>
+              </w:rPr>
+            </w:r>
+            <w:r>
+              <w:rPr>
+                <w:b/>
+                <w:i w:val="0"/>
+                <w:sz w:val="18"/>
+              </w:rPr>
+              <w:t>The frame</w:t>
+            </w:r>
+          </w:p>
+        </w:tc>
+        <w:tc>
+          <w:tcPr>
+            <w:tcW w:type="dxa" w:w="5112"/>
+          </w:tcPr>
+          <w:p>
+            <w:pPr>
+              <w:spacing w:after="40"/>
+            </w:pPr>
+            <w:r>
+              <w:rPr>
+                <w:sz w:val="18"/>
+              </w:rPr>
+            </w:r>
+            <w:r>
+              <w:rPr>
+                <w:b w:val="0"/>
+                <w:i w:val="0"/>
+                <w:sz w:val="18"/>
+              </w:rPr>
+              <w:t>Pulmonary function tests measure FLOW (how air moves), VOLUME (how much the lungs hold) and GAS TRANSFER (how well gas crosses into the blood).</w:t>
+            </w:r>
+          </w:p>
+        </w:tc>
+      </w:tr>
+      <w:tr>
+        <w:tc>
+          <w:tcPr>
+            <w:tcW w:type="dxa" w:w="5112"/>
+            <w:shd w:val="clear" w:color="auto" w:fill="F1EEEF"/>
+          </w:tcPr>
+          <w:p>
+            <w:pPr>
+              <w:spacing w:after="40"/>
+            </w:pPr>
+            <w:r>
+              <w:rPr>
+                <w:b/>
+                <w:sz w:val="18"/>
+              </w:rPr>
+            </w:r>
+            <w:r>
+              <w:rPr>
+                <w:b/>
+                <w:i w:val="0"/>
+                <w:sz w:val="18"/>
+              </w:rPr>
+              <w:t>★ Whole-body plethysmography</w:t>
+            </w:r>
+          </w:p>
+        </w:tc>
+        <w:tc>
+          <w:tcPr>
+            <w:tcW w:type="dxa" w:w="5112"/>
+          </w:tcPr>
+          <w:p>
+            <w:pPr>
+              <w:spacing w:after="40"/>
+            </w:pPr>
+            <w:r>
+              <w:rPr>
+                <w:sz w:val="18"/>
+              </w:rPr>
+            </w:r>
+            <w:r>
+              <w:rPr>
+                <w:b w:val="0"/>
+                <w:i w:val="0"/>
+                <w:sz w:val="18"/>
+              </w:rPr>
+              <w:t>The glass booth. Measures the total lung capacity, the functional residual capacity, the RESIDUAL VOLUME ("the key thing") and airway resistance.</w:t>
+            </w:r>
+          </w:p>
+        </w:tc>
+      </w:tr>
+      <w:tr>
+        <w:tc>
+          <w:tcPr>
+            <w:tcW w:type="dxa" w:w="5112"/>
+            <w:shd w:val="clear" w:color="auto" w:fill="F1EEEF"/>
+          </w:tcPr>
+          <w:p>
+            <w:pPr>
+              <w:spacing w:after="40"/>
+            </w:pPr>
+            <w:r>
+              <w:rPr>
+                <w:b/>
+                <w:sz w:val="18"/>
+              </w:rPr>
+            </w:r>
+            <w:r>
+              <w:rPr>
+                <w:b/>
+                <w:i w:val="0"/>
+                <w:sz w:val="18"/>
+              </w:rPr>
+              <w:t>Spirometer</w:t>
+            </w:r>
+          </w:p>
+        </w:tc>
+        <w:tc>
+          <w:tcPr>
+            <w:tcW w:type="dxa" w:w="5112"/>
+          </w:tcPr>
+          <w:p>
+            <w:pPr>
+              <w:spacing w:after="40"/>
+            </w:pPr>
+            <w:r>
+              <w:rPr>
+                <w:sz w:val="18"/>
+              </w:rPr>
+            </w:r>
+            <w:r>
+              <w:rPr>
+                <w:b w:val="0"/>
+                <w:i w:val="0"/>
+                <w:sz w:val="18"/>
+              </w:rPr>
+              <w:t>Airflow and some lung volumes (handheld or desktop).</w:t>
+            </w:r>
+          </w:p>
+        </w:tc>
+      </w:tr>
+      <w:tr>
+        <w:tc>
+          <w:tcPr>
+            <w:tcW w:type="dxa" w:w="5112"/>
+            <w:shd w:val="clear" w:color="auto" w:fill="F1EEEF"/>
+          </w:tcPr>
+          <w:p>
+            <w:pPr>
+              <w:spacing w:after="40"/>
+            </w:pPr>
+            <w:r>
+              <w:rPr>
+                <w:b/>
+                <w:sz w:val="18"/>
+              </w:rPr>
+            </w:r>
+            <w:r>
+              <w:rPr>
+                <w:b/>
+                <w:i w:val="0"/>
+                <w:sz w:val="18"/>
+              </w:rPr>
+              <w:t>Peak flow meter</w:t>
+            </w:r>
+          </w:p>
+        </w:tc>
+        <w:tc>
+          <w:tcPr>
+            <w:tcW w:type="dxa" w:w="5112"/>
+          </w:tcPr>
+          <w:p>
+            <w:pPr>
+              <w:spacing w:after="40"/>
+            </w:pPr>
+            <w:r>
+              <w:rPr>
+                <w:sz w:val="18"/>
+              </w:rPr>
+            </w:r>
+            <w:r>
+              <w:rPr>
+                <w:b w:val="0"/>
+                <w:i w:val="0"/>
+                <w:sz w:val="18"/>
+              </w:rPr>
+              <w:t>Peak expiratory flow; correlates with the forced expiratory volume in one second; bedside or home, as in asthma.</w:t>
+            </w:r>
+          </w:p>
+        </w:tc>
+      </w:tr>
+      <w:tr>
+        <w:tc>
+          <w:tcPr>
+            <w:tcW w:type="dxa" w:w="5112"/>
+            <w:shd w:val="clear" w:color="auto" w:fill="F1EEEF"/>
+          </w:tcPr>
+          <w:p>
+            <w:pPr>
+              <w:spacing w:after="40"/>
+            </w:pPr>
+            <w:r>
+              <w:rPr>
+                <w:b/>
+                <w:sz w:val="18"/>
+              </w:rPr>
+            </w:r>
+            <w:r>
+              <w:rPr>
+                <w:b/>
+                <w:i w:val="0"/>
+                <w:sz w:val="18"/>
+              </w:rPr>
+              <w:t>Blood gas analyzer · pulse oximeter</w:t>
+            </w:r>
+          </w:p>
+        </w:tc>
+        <w:tc>
+          <w:tcPr>
+            <w:tcW w:type="dxa" w:w="5112"/>
+          </w:tcPr>
+          <w:p>
+            <w:pPr>
+              <w:spacing w:after="40"/>
+            </w:pPr>
+            <w:r>
+              <w:rPr>
+                <w:sz w:val="18"/>
+              </w:rPr>
+            </w:r>
+            <w:r>
+              <w:rPr>
+                <w:b w:val="0"/>
+                <w:i w:val="0"/>
+                <w:sz w:val="18"/>
+              </w:rPr>
+              <w:t>Gas exchange and oxygenation from a blood sample (pH, carbon dioxide and oxygen partial pressures, bicarbonate) · oxygen saturation and pulse rate from a fingertip clip (home use shown).</w:t>
+            </w:r>
+          </w:p>
+        </w:tc>
+      </w:tr>
+      <w:tr>
+        <w:tc>
+          <w:tcPr>
+            <w:tcW w:type="dxa" w:w="5112"/>
+            <w:shd w:val="clear" w:color="auto" w:fill="F1EEEF"/>
+          </w:tcPr>
+          <w:p>
+            <w:pPr>
+              <w:spacing w:after="40"/>
+            </w:pPr>
+            <w:r>
+              <w:rPr>
+                <w:b/>
+                <w:sz w:val="18"/>
+              </w:rPr>
+            </w:r>
+            <w:r>
+              <w:rPr>
+                <w:b/>
+                <w:i w:val="0"/>
+                <w:sz w:val="18"/>
+              </w:rPr>
+              <w:t>Accurate testing</w:t>
+            </w:r>
+          </w:p>
+        </w:tc>
+        <w:tc>
+          <w:tcPr>
+            <w:tcW w:type="dxa" w:w="5112"/>
+          </w:tcPr>
+          <w:p>
+            <w:pPr>
+              <w:spacing w:after="40"/>
+            </w:pPr>
+            <w:r>
+              <w:rPr>
+                <w:sz w:val="18"/>
+              </w:rPr>
+            </w:r>
+            <w:r>
+              <w:rPr>
+                <w:b w:val="0"/>
+                <w:i w:val="0"/>
+                <w:sz w:val="18"/>
+              </w:rPr>
+              <w:t>Properly calibrated equipment (the calibration syringe), clean components and correct patient technique.</w:t>
+            </w:r>
+          </w:p>
+        </w:tc>
+      </w:tr>
+    </w:tbl>
+    <w:p>
+      <w:pPr>
+        <w:spacing w:after="80"/>
+      </w:pPr>
+    </w:p>
+    <w:p>
+      <w:pPr>
+        <w:pStyle w:val="Heading1"/>
+        <w:spacing w:before="280" w:after="100"/>
+      </w:pPr>
+      <w:r>
+        <w:rPr>
+          <w:rFonts w:ascii="Georgia" w:hAnsi="Georgia"/>
+          <w:color w:val="17494B"/>
+        </w:rPr>
+        <w:t>The Four Volumes and Four Capacities</w:t>
+      </w:r>
+    </w:p>
+    <w:tbl>
+      <w:tblPr>
+        <w:tblStyle w:val="TableGrid"/>
+        <w:tblW w:type="auto" w:w="0"/>
+        <w:jc w:val="center"/>
+        <w:tblLook w:firstColumn="1" w:firstRow="1" w:lastColumn="0" w:lastRow="0" w:noHBand="0" w:noVBand="1" w:val="04A0"/>
+        <w:tblBorders>
+          <w:top w:val="single" w:sz="4" w:space="0" w:color="D8D2D4"/>
+          <w:left w:val="single" w:sz="4" w:space="0" w:color="D8D2D4"/>
+          <w:bottom w:val="single" w:sz="4" w:space="0" w:color="D8D2D4"/>
+          <w:right w:val="single" w:sz="4" w:space="0" w:color="D8D2D4"/>
+          <w:insideH w:val="single" w:sz="4" w:space="0" w:color="D8D2D4"/>
+          <w:insideV w:val="single" w:sz="4" w:space="0" w:color="D8D2D4"/>
+        </w:tblBorders>
+      </w:tblPr>
+      <w:tblGrid>
+        <w:gridCol w:w="5112"/>
+        <w:gridCol w:w="5112"/>
+      </w:tblGrid>
+      <w:tr>
+        <w:tc>
+          <w:tcPr>
+            <w:tcW w:type="dxa" w:w="5112"/>
+            <w:shd w:val="clear" w:color="auto" w:fill="17494B"/>
+          </w:tcPr>
+          <w:p>
+            <w:pPr>
+              <w:spacing w:after="40"/>
+            </w:pPr>
+            <w:r>
+              <w:rPr>
+                <w:b/>
+                <w:color w:val="FFFFFF"/>
+                <w:sz w:val="18"/>
+              </w:rPr>
+            </w:r>
+            <w:r>
+              <w:rPr>
+                <w:b/>
+                <w:i w:val="0"/>
+                <w:color w:val="FFFFFF"/>
+                <w:sz w:val="18"/>
+              </w:rPr>
+              <w:t>Term</w:t>
+            </w:r>
+          </w:p>
+        </w:tc>
+        <w:tc>
+          <w:tcPr>
+            <w:tcW w:type="dxa" w:w="5112"/>
+            <w:shd w:val="clear" w:color="auto" w:fill="17494B"/>
+          </w:tcPr>
+          <w:p>
+            <w:pPr>
+              <w:spacing w:after="40"/>
+            </w:pPr>
+            <w:r>
+              <w:rPr>
+                <w:b/>
+                <w:color w:val="FFFFFF"/>
+                <w:sz w:val="18"/>
+              </w:rPr>
+            </w:r>
+            <w:r>
+              <w:rPr>
+                <w:b/>
+                <w:i w:val="0"/>
+                <w:color w:val="FFFFFF"/>
+                <w:sz w:val="18"/>
+              </w:rPr>
+              <w:t>What you need to know</w:t>
+            </w:r>
+          </w:p>
+        </w:tc>
+      </w:tr>
+      <w:tr>
+        <w:tc>
+          <w:tcPr>
+            <w:tcW w:type="dxa" w:w="5112"/>
+            <w:shd w:val="clear" w:color="auto" w:fill="F1EEEF"/>
+          </w:tcPr>
+          <w:p>
+            <w:pPr>
+              <w:spacing w:after="40"/>
+            </w:pPr>
+            <w:r>
+              <w:rPr>
+                <w:b/>
+                <w:sz w:val="18"/>
+              </w:rPr>
+            </w:r>
+            <w:r>
+              <w:rPr>
+                <w:b/>
+                <w:i w:val="0"/>
+                <w:sz w:val="18"/>
+              </w:rPr>
+              <w:t>★ The tracing</w:t>
+            </w:r>
+          </w:p>
+        </w:tc>
+        <w:tc>
+          <w:tcPr>
+            <w:tcW w:type="dxa" w:w="5112"/>
+          </w:tcPr>
+          <w:p>
+            <w:pPr>
+              <w:spacing w:after="40"/>
+            </w:pPr>
+            <w:r>
+              <w:rPr>
+                <w:sz w:val="18"/>
+              </w:rPr>
+            </w:r>
+            <w:r>
+              <w:rPr>
+                <w:b w:val="0"/>
+                <w:i w:val="0"/>
+                <w:sz w:val="18"/>
+              </w:rPr>
+              <w:t>"See it in your sleep." A volume is one compartment; a capacity is a SUM of volumes.</w:t>
+            </w:r>
+          </w:p>
+        </w:tc>
+      </w:tr>
+      <w:tr>
+        <w:tc>
+          <w:tcPr>
+            <w:tcW w:type="dxa" w:w="5112"/>
+            <w:shd w:val="clear" w:color="auto" w:fill="F1EEEF"/>
+          </w:tcPr>
+          <w:p>
+            <w:pPr>
+              <w:spacing w:after="40"/>
+            </w:pPr>
+            <w:r>
+              <w:rPr>
+                <w:b/>
+                <w:sz w:val="18"/>
+              </w:rPr>
+            </w:r>
+            <w:r>
+              <w:rPr>
+                <w:b/>
+                <w:i w:val="0"/>
+                <w:sz w:val="18"/>
+              </w:rPr>
+              <w:t>Tidal volume</w:t>
+            </w:r>
+          </w:p>
+        </w:tc>
+        <w:tc>
+          <w:tcPr>
+            <w:tcW w:type="dxa" w:w="5112"/>
+          </w:tcPr>
+          <w:p>
+            <w:pPr>
+              <w:spacing w:after="40"/>
+            </w:pPr>
+            <w:r>
+              <w:rPr>
+                <w:sz w:val="18"/>
+              </w:rPr>
+            </w:r>
+            <w:r>
+              <w:rPr>
+                <w:b w:val="0"/>
+                <w:i w:val="0"/>
+                <w:sz w:val="18"/>
+              </w:rPr>
+              <w:t>Each normal restful breath, about 500 mL.</w:t>
+            </w:r>
+          </w:p>
+        </w:tc>
+      </w:tr>
+      <w:tr>
+        <w:tc>
+          <w:tcPr>
+            <w:tcW w:type="dxa" w:w="5112"/>
+            <w:shd w:val="clear" w:color="auto" w:fill="F1EEEF"/>
+          </w:tcPr>
+          <w:p>
+            <w:pPr>
+              <w:spacing w:after="40"/>
+            </w:pPr>
+            <w:r>
+              <w:rPr>
+                <w:b/>
+                <w:sz w:val="18"/>
+              </w:rPr>
+            </w:r>
+            <w:r>
+              <w:rPr>
+                <w:b/>
+                <w:i w:val="0"/>
+                <w:sz w:val="18"/>
+              </w:rPr>
+              <w:t>Inspiratory reserve volume</w:t>
+            </w:r>
+          </w:p>
+        </w:tc>
+        <w:tc>
+          <w:tcPr>
+            <w:tcW w:type="dxa" w:w="5112"/>
+          </w:tcPr>
+          <w:p>
+            <w:pPr>
+              <w:spacing w:after="40"/>
+            </w:pPr>
+            <w:r>
+              <w:rPr>
+                <w:sz w:val="18"/>
+              </w:rPr>
+            </w:r>
+            <w:r>
+              <w:rPr>
+                <w:b w:val="0"/>
+                <w:i w:val="0"/>
+                <w:sz w:val="18"/>
+              </w:rPr>
+              <w:t>Extra breathed IN on top of the tidal volume (3000 to 3300 mL).</w:t>
+            </w:r>
+          </w:p>
+        </w:tc>
+      </w:tr>
+      <w:tr>
+        <w:tc>
+          <w:tcPr>
+            <w:tcW w:type="dxa" w:w="5112"/>
+            <w:shd w:val="clear" w:color="auto" w:fill="F1EEEF"/>
+          </w:tcPr>
+          <w:p>
+            <w:pPr>
+              <w:spacing w:after="40"/>
+            </w:pPr>
+            <w:r>
+              <w:rPr>
+                <w:b/>
+                <w:sz w:val="18"/>
+              </w:rPr>
+            </w:r>
+            <w:r>
+              <w:rPr>
+                <w:b/>
+                <w:i w:val="0"/>
+                <w:sz w:val="18"/>
+              </w:rPr>
+              <w:t>Expiratory reserve volume</w:t>
+            </w:r>
+          </w:p>
+        </w:tc>
+        <w:tc>
+          <w:tcPr>
+            <w:tcW w:type="dxa" w:w="5112"/>
+          </w:tcPr>
+          <w:p>
+            <w:pPr>
+              <w:spacing w:after="40"/>
+            </w:pPr>
+            <w:r>
+              <w:rPr>
+                <w:sz w:val="18"/>
+              </w:rPr>
+            </w:r>
+            <w:r>
+              <w:rPr>
+                <w:b w:val="0"/>
+                <w:i w:val="0"/>
+                <w:sz w:val="18"/>
+              </w:rPr>
+              <w:t>Extra breathed OUT after a normal breath out.</w:t>
+            </w:r>
+          </w:p>
+        </w:tc>
+      </w:tr>
+      <w:tr>
+        <w:tc>
+          <w:tcPr>
+            <w:tcW w:type="dxa" w:w="5112"/>
+            <w:shd w:val="clear" w:color="auto" w:fill="F1EEEF"/>
+          </w:tcPr>
+          <w:p>
+            <w:pPr>
+              <w:spacing w:after="40"/>
+            </w:pPr>
+            <w:r>
+              <w:rPr>
+                <w:b/>
+                <w:sz w:val="18"/>
+              </w:rPr>
+            </w:r>
+            <w:r>
+              <w:rPr>
+                <w:b/>
+                <w:i w:val="0"/>
+                <w:sz w:val="18"/>
+              </w:rPr>
+              <w:t>Residual volume</w:t>
+            </w:r>
+          </w:p>
+        </w:tc>
+        <w:tc>
+          <w:tcPr>
+            <w:tcW w:type="dxa" w:w="5112"/>
+          </w:tcPr>
+          <w:p>
+            <w:pPr>
+              <w:spacing w:after="40"/>
+            </w:pPr>
+            <w:r>
+              <w:rPr>
+                <w:sz w:val="18"/>
+              </w:rPr>
+            </w:r>
+            <w:r>
+              <w:rPr>
+                <w:b w:val="0"/>
+                <w:i w:val="0"/>
+                <w:sz w:val="18"/>
+              </w:rPr>
+              <w:t>Air left after maximal expiration; can NEVER be breathed out (1200 mL).</w:t>
+            </w:r>
+          </w:p>
+        </w:tc>
+      </w:tr>
+      <w:tr>
+        <w:tc>
+          <w:tcPr>
+            <w:tcW w:type="dxa" w:w="5112"/>
+            <w:shd w:val="clear" w:color="auto" w:fill="F1EEEF"/>
+          </w:tcPr>
+          <w:p>
+            <w:pPr>
+              <w:spacing w:after="40"/>
+            </w:pPr>
+            <w:r>
+              <w:rPr>
+                <w:b/>
+                <w:sz w:val="18"/>
+              </w:rPr>
+            </w:r>
+            <w:r>
+              <w:rPr>
+                <w:b/>
+                <w:i w:val="0"/>
+                <w:sz w:val="18"/>
+              </w:rPr>
+              <w:t>Inspiratory capacity</w:t>
+            </w:r>
+          </w:p>
+        </w:tc>
+        <w:tc>
+          <w:tcPr>
+            <w:tcW w:type="dxa" w:w="5112"/>
+          </w:tcPr>
+          <w:p>
+            <w:pPr>
+              <w:spacing w:after="40"/>
+            </w:pPr>
+            <w:r>
+              <w:rPr>
+                <w:sz w:val="18"/>
+              </w:rPr>
+            </w:r>
+            <w:r>
+              <w:rPr>
+                <w:b w:val="0"/>
+                <w:i w:val="0"/>
+                <w:sz w:val="18"/>
+              </w:rPr>
+              <w:t>Tidal + inspiratory reserve.</w:t>
+            </w:r>
+          </w:p>
+        </w:tc>
+      </w:tr>
+      <w:tr>
+        <w:tc>
+          <w:tcPr>
+            <w:tcW w:type="dxa" w:w="5112"/>
+            <w:shd w:val="clear" w:color="auto" w:fill="F1EEEF"/>
+          </w:tcPr>
+          <w:p>
+            <w:pPr>
+              <w:spacing w:after="40"/>
+            </w:pPr>
+            <w:r>
+              <w:rPr>
+                <w:b/>
+                <w:sz w:val="18"/>
+              </w:rPr>
+            </w:r>
+            <w:r>
+              <w:rPr>
+                <w:b/>
+                <w:i w:val="0"/>
+                <w:sz w:val="18"/>
+              </w:rPr>
+              <w:t>Functional residual capacity</w:t>
+            </w:r>
+          </w:p>
+        </w:tc>
+        <w:tc>
+          <w:tcPr>
+            <w:tcW w:type="dxa" w:w="5112"/>
+          </w:tcPr>
+          <w:p>
+            <w:pPr>
+              <w:spacing w:after="40"/>
+            </w:pPr>
+            <w:r>
+              <w:rPr>
+                <w:sz w:val="18"/>
+              </w:rPr>
+            </w:r>
+            <w:r>
+              <w:rPr>
+                <w:b w:val="0"/>
+                <w:i w:val="0"/>
+                <w:sz w:val="18"/>
+              </w:rPr>
+              <w:t>Expiratory reserve + residual: air left at the end of a quiet breath out, muscles relaxed (2200 to 2400 mL).</w:t>
+            </w:r>
+          </w:p>
+        </w:tc>
+      </w:tr>
+      <w:tr>
+        <w:tc>
+          <w:tcPr>
+            <w:tcW w:type="dxa" w:w="5112"/>
+            <w:shd w:val="clear" w:color="auto" w:fill="F1EEEF"/>
+          </w:tcPr>
+          <w:p>
+            <w:pPr>
+              <w:spacing w:after="40"/>
+            </w:pPr>
+            <w:r>
+              <w:rPr>
+                <w:b/>
+                <w:sz w:val="18"/>
+              </w:rPr>
+            </w:r>
+            <w:r>
+              <w:rPr>
+                <w:b/>
+                <w:i w:val="0"/>
+                <w:sz w:val="18"/>
+              </w:rPr>
+              <w:t>Vital capacity</w:t>
+            </w:r>
+          </w:p>
+        </w:tc>
+        <w:tc>
+          <w:tcPr>
+            <w:tcW w:type="dxa" w:w="5112"/>
+          </w:tcPr>
+          <w:p>
+            <w:pPr>
+              <w:spacing w:after="40"/>
+            </w:pPr>
+            <w:r>
+              <w:rPr>
+                <w:sz w:val="18"/>
+              </w:rPr>
+            </w:r>
+            <w:r>
+              <w:rPr>
+                <w:b w:val="0"/>
+                <w:i w:val="0"/>
+                <w:sz w:val="18"/>
+              </w:rPr>
+              <w:t>Tidal + inspiratory reserve + expiratory reserve: everything EXCEPT the residual volume (4500 to 5000 mL).</w:t>
+            </w:r>
+          </w:p>
+        </w:tc>
+      </w:tr>
+      <w:tr>
+        <w:tc>
+          <w:tcPr>
+            <w:tcW w:type="dxa" w:w="5112"/>
+            <w:shd w:val="clear" w:color="auto" w:fill="F1EEEF"/>
+          </w:tcPr>
+          <w:p>
+            <w:pPr>
+              <w:spacing w:after="40"/>
+            </w:pPr>
+            <w:r>
+              <w:rPr>
+                <w:b/>
+                <w:sz w:val="18"/>
+              </w:rPr>
+            </w:r>
+            <w:r>
+              <w:rPr>
+                <w:b/>
+                <w:i w:val="0"/>
+                <w:sz w:val="18"/>
+              </w:rPr>
+              <w:t>Total lung capacity</w:t>
+            </w:r>
+          </w:p>
+        </w:tc>
+        <w:tc>
+          <w:tcPr>
+            <w:tcW w:type="dxa" w:w="5112"/>
+          </w:tcPr>
+          <w:p>
+            <w:pPr>
+              <w:spacing w:after="40"/>
+            </w:pPr>
+            <w:r>
+              <w:rPr>
+                <w:sz w:val="18"/>
+              </w:rPr>
+            </w:r>
+            <w:r>
+              <w:rPr>
+                <w:b w:val="0"/>
+                <w:i w:val="0"/>
+                <w:sz w:val="18"/>
+              </w:rPr>
+              <w:t>All four volumes: the maximum the lungs hold (5700 to 6200 mL).</w:t>
+            </w:r>
+          </w:p>
+        </w:tc>
+      </w:tr>
+    </w:tbl>
+    <w:p>
+      <w:pPr>
+        <w:spacing w:after="80"/>
+      </w:pPr>
+    </w:p>
+    <w:p>
+      <w:pPr>
+        <w:pStyle w:val="Heading1"/>
+        <w:spacing w:before="280" w:after="100"/>
+      </w:pPr>
+      <w:r>
+        <w:rPr>
+          <w:rFonts w:ascii="Georgia" w:hAnsi="Georgia"/>
+          <w:color w:val="17494B"/>
+        </w:rPr>
+        <w:t>Spirometry and the Forced Values</w:t>
+      </w:r>
+    </w:p>
+    <w:tbl>
+      <w:tblPr>
+        <w:tblStyle w:val="TableGrid"/>
+        <w:tblW w:type="auto" w:w="0"/>
+        <w:jc w:val="center"/>
+        <w:tblLook w:firstColumn="1" w:firstRow="1" w:lastColumn="0" w:lastRow="0" w:noHBand="0" w:noVBand="1" w:val="04A0"/>
+        <w:tblBorders>
+          <w:top w:val="single" w:sz="4" w:space="0" w:color="D8D2D4"/>
+          <w:left w:val="single" w:sz="4" w:space="0" w:color="D8D2D4"/>
+          <w:bottom w:val="single" w:sz="4" w:space="0" w:color="D8D2D4"/>
+          <w:right w:val="single" w:sz="4" w:space="0" w:color="D8D2D4"/>
+          <w:insideH w:val="single" w:sz="4" w:space="0" w:color="D8D2D4"/>
+          <w:insideV w:val="single" w:sz="4" w:space="0" w:color="D8D2D4"/>
+        </w:tblBorders>
+      </w:tblPr>
+      <w:tblGrid>
+        <w:gridCol w:w="5112"/>
+        <w:gridCol w:w="5112"/>
+      </w:tblGrid>
+      <w:tr>
+        <w:tc>
+          <w:tcPr>
+            <w:tcW w:type="dxa" w:w="5112"/>
+            <w:shd w:val="clear" w:color="auto" w:fill="17494B"/>
+          </w:tcPr>
+          <w:p>
+            <w:pPr>
+              <w:spacing w:after="40"/>
+            </w:pPr>
+            <w:r>
+              <w:rPr>
+                <w:b/>
+                <w:color w:val="FFFFFF"/>
+                <w:sz w:val="18"/>
+              </w:rPr>
+            </w:r>
+            <w:r>
+              <w:rPr>
+                <w:b/>
+                <w:i w:val="0"/>
+                <w:color w:val="FFFFFF"/>
+                <w:sz w:val="18"/>
+              </w:rPr>
+              <w:t>Term</w:t>
+            </w:r>
+          </w:p>
+        </w:tc>
+        <w:tc>
+          <w:tcPr>
+            <w:tcW w:type="dxa" w:w="5112"/>
+            <w:shd w:val="clear" w:color="auto" w:fill="17494B"/>
+          </w:tcPr>
+          <w:p>
+            <w:pPr>
+              <w:spacing w:after="40"/>
+            </w:pPr>
+            <w:r>
+              <w:rPr>
+                <w:b/>
+                <w:color w:val="FFFFFF"/>
+                <w:sz w:val="18"/>
+              </w:rPr>
+            </w:r>
+            <w:r>
+              <w:rPr>
+                <w:b/>
+                <w:i w:val="0"/>
+                <w:color w:val="FFFFFF"/>
+                <w:sz w:val="18"/>
+              </w:rPr>
+              <w:t>What you need to know</w:t>
+            </w:r>
+          </w:p>
+        </w:tc>
+      </w:tr>
+      <w:tr>
+        <w:tc>
+          <w:tcPr>
+            <w:tcW w:type="dxa" w:w="5112"/>
+            <w:shd w:val="clear" w:color="auto" w:fill="F1EEEF"/>
+          </w:tcPr>
+          <w:p>
+            <w:pPr>
+              <w:spacing w:after="40"/>
+            </w:pPr>
+            <w:r>
+              <w:rPr>
+                <w:b/>
+                <w:sz w:val="18"/>
+              </w:rPr>
+            </w:r>
+            <w:r>
+              <w:rPr>
+                <w:b/>
+                <w:i w:val="0"/>
+                <w:sz w:val="18"/>
+              </w:rPr>
+              <w:t>How it is done</w:t>
+            </w:r>
+          </w:p>
+        </w:tc>
+        <w:tc>
+          <w:tcPr>
+            <w:tcW w:type="dxa" w:w="5112"/>
+          </w:tcPr>
+          <w:p>
+            <w:pPr>
+              <w:spacing w:after="40"/>
+            </w:pPr>
+            <w:r>
+              <w:rPr>
+                <w:sz w:val="18"/>
+              </w:rPr>
+            </w:r>
+            <w:r>
+              <w:rPr>
+                <w:b w:val="0"/>
+                <w:i w:val="0"/>
+                <w:sz w:val="18"/>
+              </w:rPr>
+              <w:t>Inhale maximally, then exhale forcefully, as fast as possible, for at least 6 SECONDS. Repeated 3 times; the HIGHEST volumes and flows are recorded (the slide; the recording said "average").</w:t>
+            </w:r>
+          </w:p>
+        </w:tc>
+      </w:tr>
+      <w:tr>
+        <w:tc>
+          <w:tcPr>
+            <w:tcW w:type="dxa" w:w="5112"/>
+            <w:shd w:val="clear" w:color="auto" w:fill="F1EEEF"/>
+          </w:tcPr>
+          <w:p>
+            <w:pPr>
+              <w:spacing w:after="40"/>
+            </w:pPr>
+            <w:r>
+              <w:rPr>
+                <w:b/>
+                <w:sz w:val="18"/>
+              </w:rPr>
+            </w:r>
+            <w:r>
+              <w:rPr>
+                <w:b/>
+                <w:i w:val="0"/>
+                <w:sz w:val="18"/>
+              </w:rPr>
+              <w:t>Forced vital capacity</w:t>
+            </w:r>
+          </w:p>
+        </w:tc>
+        <w:tc>
+          <w:tcPr>
+            <w:tcW w:type="dxa" w:w="5112"/>
+          </w:tcPr>
+          <w:p>
+            <w:pPr>
+              <w:spacing w:after="40"/>
+            </w:pPr>
+            <w:r>
+              <w:rPr>
+                <w:sz w:val="18"/>
+              </w:rPr>
+            </w:r>
+            <w:r>
+              <w:rPr>
+                <w:b w:val="0"/>
+                <w:i w:val="0"/>
+                <w:sz w:val="18"/>
+              </w:rPr>
+              <w:t>Total volume forcefully and rapidly exhaled after a maximal breath; reached in about 6 seconds.</w:t>
+            </w:r>
+          </w:p>
+        </w:tc>
+      </w:tr>
+      <w:tr>
+        <w:tc>
+          <w:tcPr>
+            <w:tcW w:type="dxa" w:w="5112"/>
+            <w:shd w:val="clear" w:color="auto" w:fill="F1EEEF"/>
+          </w:tcPr>
+          <w:p>
+            <w:pPr>
+              <w:spacing w:after="40"/>
+            </w:pPr>
+            <w:r>
+              <w:rPr>
+                <w:b/>
+                <w:sz w:val="18"/>
+              </w:rPr>
+            </w:r>
+            <w:r>
+              <w:rPr>
+                <w:b/>
+                <w:i w:val="0"/>
+                <w:sz w:val="18"/>
+              </w:rPr>
+              <w:t>Forced expiratory volume in one second</w:t>
+            </w:r>
+          </w:p>
+        </w:tc>
+        <w:tc>
+          <w:tcPr>
+            <w:tcW w:type="dxa" w:w="5112"/>
+          </w:tcPr>
+          <w:p>
+            <w:pPr>
+              <w:spacing w:after="40"/>
+            </w:pPr>
+            <w:r>
+              <w:rPr>
+                <w:sz w:val="18"/>
+              </w:rPr>
+            </w:r>
+            <w:r>
+              <w:rPr>
+                <w:b w:val="0"/>
+                <w:i w:val="0"/>
+                <w:sz w:val="18"/>
+              </w:rPr>
+              <w:t>Air blown out in the FIRST SECOND.</w:t>
+            </w:r>
+          </w:p>
+        </w:tc>
+      </w:tr>
+      <w:tr>
+        <w:tc>
+          <w:tcPr>
+            <w:tcW w:type="dxa" w:w="5112"/>
+            <w:shd w:val="clear" w:color="auto" w:fill="F1EEEF"/>
+          </w:tcPr>
+          <w:p>
+            <w:pPr>
+              <w:spacing w:after="40"/>
+            </w:pPr>
+            <w:r>
+              <w:rPr>
+                <w:b/>
+                <w:sz w:val="18"/>
+              </w:rPr>
+            </w:r>
+            <w:r>
+              <w:rPr>
+                <w:b/>
+                <w:i w:val="0"/>
+                <w:sz w:val="18"/>
+              </w:rPr>
+              <w:t>★ The ratio</w:t>
+            </w:r>
+          </w:p>
+        </w:tc>
+        <w:tc>
+          <w:tcPr>
+            <w:tcW w:type="dxa" w:w="5112"/>
+          </w:tcPr>
+          <w:p>
+            <w:pPr>
+              <w:spacing w:after="40"/>
+            </w:pPr>
+            <w:r>
+              <w:rPr>
+                <w:sz w:val="18"/>
+              </w:rPr>
+            </w:r>
+            <w:r>
+              <w:rPr>
+                <w:b w:val="0"/>
+                <w:i w:val="0"/>
+                <w:sz w:val="18"/>
+              </w:rPr>
+              <w:t>Forced expiratory volume in one second over forced vital capacity: the % of the forced vital capacity out in the first second. Normal more than 80%; below 70% = obstruction.</w:t>
+            </w:r>
+          </w:p>
+        </w:tc>
+      </w:tr>
+      <w:tr>
+        <w:tc>
+          <w:tcPr>
+            <w:tcW w:type="dxa" w:w="5112"/>
+            <w:shd w:val="clear" w:color="auto" w:fill="F1EEEF"/>
+          </w:tcPr>
+          <w:p>
+            <w:pPr>
+              <w:spacing w:after="40"/>
+            </w:pPr>
+            <w:r>
+              <w:rPr>
+                <w:b/>
+                <w:sz w:val="18"/>
+              </w:rPr>
+            </w:r>
+            <w:r>
+              <w:rPr>
+                <w:b/>
+                <w:i w:val="0"/>
+                <w:sz w:val="18"/>
+              </w:rPr>
+              <w:t>★ The three most important values</w:t>
+            </w:r>
+          </w:p>
+        </w:tc>
+        <w:tc>
+          <w:tcPr>
+            <w:tcW w:type="dxa" w:w="5112"/>
+          </w:tcPr>
+          <w:p>
+            <w:pPr>
+              <w:spacing w:after="40"/>
+            </w:pPr>
+            <w:r>
+              <w:rPr>
+                <w:sz w:val="18"/>
+              </w:rPr>
+            </w:r>
+            <w:r>
+              <w:rPr>
+                <w:b w:val="0"/>
+                <w:i w:val="0"/>
+                <w:sz w:val="18"/>
+              </w:rPr>
+              <w:t>The forced vital capacity, the forced expiratory volume in one second and their ratio.</w:t>
+            </w:r>
+          </w:p>
+        </w:tc>
+      </w:tr>
+      <w:tr>
+        <w:tc>
+          <w:tcPr>
+            <w:tcW w:type="dxa" w:w="5112"/>
+            <w:shd w:val="clear" w:color="auto" w:fill="F1EEEF"/>
+          </w:tcPr>
+          <w:p>
+            <w:pPr>
+              <w:spacing w:after="40"/>
+            </w:pPr>
+            <w:r>
+              <w:rPr>
+                <w:b/>
+                <w:sz w:val="18"/>
+              </w:rPr>
+            </w:r>
+            <w:r>
+              <w:rPr>
+                <w:b/>
+                <w:i w:val="0"/>
+                <w:sz w:val="18"/>
+              </w:rPr>
+              <w:t>Peak expiratory flow rate</w:t>
+            </w:r>
+          </w:p>
+        </w:tc>
+        <w:tc>
+          <w:tcPr>
+            <w:tcW w:type="dxa" w:w="5112"/>
+          </w:tcPr>
+          <w:p>
+            <w:pPr>
+              <w:spacing w:after="40"/>
+            </w:pPr>
+            <w:r>
+              <w:rPr>
+                <w:sz w:val="18"/>
+              </w:rPr>
+            </w:r>
+            <w:r>
+              <w:rPr>
+                <w:b w:val="0"/>
+                <w:i w:val="0"/>
+                <w:sz w:val="18"/>
+              </w:rPr>
+              <w:t>Maximum velocity of forced expiration: steepest slope of the volume-time curve, top of the flow-volume loop.</w:t>
+            </w:r>
+          </w:p>
+        </w:tc>
+      </w:tr>
+      <w:tr>
+        <w:tc>
+          <w:tcPr>
+            <w:tcW w:type="dxa" w:w="5112"/>
+            <w:shd w:val="clear" w:color="auto" w:fill="F1EEEF"/>
+          </w:tcPr>
+          <w:p>
+            <w:pPr>
+              <w:spacing w:after="40"/>
+            </w:pPr>
+            <w:r>
+              <w:rPr>
+                <w:b/>
+                <w:sz w:val="18"/>
+              </w:rPr>
+            </w:r>
+            <w:r>
+              <w:rPr>
+                <w:b/>
+                <w:i w:val="0"/>
+                <w:sz w:val="18"/>
+              </w:rPr>
+              <w:t>Forced expiratory flow 25% to 75%</w:t>
+            </w:r>
+          </w:p>
+        </w:tc>
+        <w:tc>
+          <w:tcPr>
+            <w:tcW w:type="dxa" w:w="5112"/>
+          </w:tcPr>
+          <w:p>
+            <w:pPr>
+              <w:spacing w:after="40"/>
+            </w:pPr>
+            <w:r>
+              <w:rPr>
+                <w:sz w:val="18"/>
+              </w:rPr>
+            </w:r>
+            <w:r>
+              <w:rPr>
+                <w:b w:val="0"/>
+                <w:i w:val="0"/>
+                <w:sz w:val="18"/>
+              </w:rPr>
+              <w:t>Average flow over the middle half of the forced vital capacity.</w:t>
+            </w:r>
+          </w:p>
+        </w:tc>
+      </w:tr>
+      <w:tr>
+        <w:tc>
+          <w:tcPr>
+            <w:tcW w:type="dxa" w:w="5112"/>
+            <w:shd w:val="clear" w:color="auto" w:fill="F1EEEF"/>
+          </w:tcPr>
+          <w:p>
+            <w:pPr>
+              <w:spacing w:after="40"/>
+            </w:pPr>
+            <w:r>
+              <w:rPr>
+                <w:b/>
+                <w:sz w:val="18"/>
+              </w:rPr>
+            </w:r>
+            <w:r>
+              <w:rPr>
+                <w:b/>
+                <w:i w:val="0"/>
+                <w:sz w:val="18"/>
+              </w:rPr>
+              <w:t>Normal volume-time curve</w:t>
+            </w:r>
+          </w:p>
+        </w:tc>
+        <w:tc>
+          <w:tcPr>
+            <w:tcW w:type="dxa" w:w="5112"/>
+          </w:tcPr>
+          <w:p>
+            <w:pPr>
+              <w:spacing w:after="40"/>
+            </w:pPr>
+            <w:r>
+              <w:rPr>
+                <w:sz w:val="18"/>
+              </w:rPr>
+            </w:r>
+            <w:r>
+              <w:rPr>
+                <w:b w:val="0"/>
+                <w:i w:val="0"/>
+                <w:sz w:val="18"/>
+              </w:rPr>
+              <w:t>Steep rise, then a plateau. Volume at 1 second = forced expiratory volume in one second; plateau = forced vital capacity.</w:t>
+            </w:r>
+          </w:p>
+        </w:tc>
+      </w:tr>
+      <w:tr>
+        <w:tc>
+          <w:tcPr>
+            <w:tcW w:type="dxa" w:w="5112"/>
+            <w:shd w:val="clear" w:color="auto" w:fill="F1EEEF"/>
+          </w:tcPr>
+          <w:p>
+            <w:pPr>
+              <w:spacing w:after="40"/>
+            </w:pPr>
+            <w:r>
+              <w:rPr>
+                <w:b/>
+                <w:sz w:val="18"/>
+              </w:rPr>
+            </w:r>
+            <w:r>
+              <w:rPr>
+                <w:b/>
+                <w:i w:val="0"/>
+                <w:sz w:val="18"/>
+              </w:rPr>
+              <w:t>★ Normal flow-volume loop</w:t>
+            </w:r>
+          </w:p>
+        </w:tc>
+        <w:tc>
+          <w:tcPr>
+            <w:tcW w:type="dxa" w:w="5112"/>
+          </w:tcPr>
+          <w:p>
+            <w:pPr>
+              <w:spacing w:after="40"/>
+            </w:pPr>
+            <w:r>
+              <w:rPr>
+                <w:sz w:val="18"/>
+              </w:rPr>
+            </w:r>
+            <w:r>
+              <w:rPr>
+                <w:b w:val="0"/>
+                <w:i w:val="0"/>
+                <w:sz w:val="18"/>
+              </w:rPr>
+              <w:t>Expiratory limb above the axis, inspiratory below; quick rise to a sharp peak, then a STRAIGHT fall to the volume axis.</w:t>
+            </w:r>
+          </w:p>
+        </w:tc>
+      </w:tr>
+      <w:tr>
+        <w:tc>
+          <w:tcPr>
+            <w:tcW w:type="dxa" w:w="5112"/>
+            <w:shd w:val="clear" w:color="auto" w:fill="F1EEEF"/>
+          </w:tcPr>
+          <w:p>
+            <w:pPr>
+              <w:spacing w:after="40"/>
+            </w:pPr>
+            <w:r>
+              <w:rPr>
+                <w:b/>
+                <w:sz w:val="18"/>
+              </w:rPr>
+            </w:r>
+            <w:r>
+              <w:rPr>
+                <w:b/>
+                <w:i w:val="0"/>
+                <w:sz w:val="18"/>
+              </w:rPr>
+              <w:t>Percent of predicted</w:t>
+            </w:r>
+          </w:p>
+        </w:tc>
+        <w:tc>
+          <w:tcPr>
+            <w:tcW w:type="dxa" w:w="5112"/>
+          </w:tcPr>
+          <w:p>
+            <w:pPr>
+              <w:spacing w:after="40"/>
+            </w:pPr>
+            <w:r>
+              <w:rPr>
+                <w:sz w:val="18"/>
+              </w:rPr>
+            </w:r>
+            <w:r>
+              <w:rPr>
+                <w:b w:val="0"/>
+                <w:i w:val="0"/>
+                <w:sz w:val="18"/>
+              </w:rPr>
+              <w:t>Forced expiratory volume in one second and forced vital capacity 80 to 100%; total lung capacity 80 to 120%; diffusing capacity more than 60%. Ranges are given on the exam.</w:t>
+            </w:r>
+          </w:p>
+        </w:tc>
+      </w:tr>
+    </w:tbl>
+    <w:p>
+      <w:pPr>
+        <w:spacing w:after="80"/>
+      </w:pPr>
+    </w:p>
+    <w:p>
+      <w:pPr>
+        <w:pStyle w:val="Heading1"/>
+        <w:spacing w:before="280" w:after="100"/>
+      </w:pPr>
+      <w:r>
+        <w:rPr>
+          <w:rFonts w:ascii="Georgia" w:hAnsi="Georgia"/>
+          <w:color w:val="17494B"/>
+        </w:rPr>
+        <w:t>Why Order Them</w:t>
+      </w:r>
+    </w:p>
+    <w:tbl>
+      <w:tblPr>
+        <w:tblStyle w:val="TableGrid"/>
+        <w:tblW w:type="auto" w:w="0"/>
+        <w:jc w:val="center"/>
+        <w:tblLook w:firstColumn="1" w:firstRow="1" w:lastColumn="0" w:lastRow="0" w:noHBand="0" w:noVBand="1" w:val="04A0"/>
+        <w:tblBorders>
+          <w:top w:val="single" w:sz="4" w:space="0" w:color="D8D2D4"/>
+          <w:left w:val="single" w:sz="4" w:space="0" w:color="D8D2D4"/>
+          <w:bottom w:val="single" w:sz="4" w:space="0" w:color="D8D2D4"/>
+          <w:right w:val="single" w:sz="4" w:space="0" w:color="D8D2D4"/>
+          <w:insideH w:val="single" w:sz="4" w:space="0" w:color="D8D2D4"/>
+          <w:insideV w:val="single" w:sz="4" w:space="0" w:color="D8D2D4"/>
+        </w:tblBorders>
+      </w:tblPr>
+      <w:tblGrid>
+        <w:gridCol w:w="5112"/>
+        <w:gridCol w:w="5112"/>
+      </w:tblGrid>
+      <w:tr>
+        <w:tc>
+          <w:tcPr>
+            <w:tcW w:type="dxa" w:w="5112"/>
+            <w:shd w:val="clear" w:color="auto" w:fill="17494B"/>
+          </w:tcPr>
+          <w:p>
+            <w:pPr>
+              <w:spacing w:after="40"/>
+            </w:pPr>
+            <w:r>
+              <w:rPr>
+                <w:b/>
+                <w:color w:val="FFFFFF"/>
+                <w:sz w:val="18"/>
+              </w:rPr>
+            </w:r>
+            <w:r>
+              <w:rPr>
+                <w:b/>
+                <w:i w:val="0"/>
+                <w:color w:val="FFFFFF"/>
+                <w:sz w:val="18"/>
+              </w:rPr>
+              <w:t>Term</w:t>
+            </w:r>
+          </w:p>
+        </w:tc>
+        <w:tc>
+          <w:tcPr>
+            <w:tcW w:type="dxa" w:w="5112"/>
+            <w:shd w:val="clear" w:color="auto" w:fill="17494B"/>
+          </w:tcPr>
+          <w:p>
+            <w:pPr>
+              <w:spacing w:after="40"/>
+            </w:pPr>
+            <w:r>
+              <w:rPr>
+                <w:b/>
+                <w:color w:val="FFFFFF"/>
+                <w:sz w:val="18"/>
+              </w:rPr>
+            </w:r>
+            <w:r>
+              <w:rPr>
+                <w:b/>
+                <w:i w:val="0"/>
+                <w:color w:val="FFFFFF"/>
+                <w:sz w:val="18"/>
+              </w:rPr>
+              <w:t>What you need to know</w:t>
+            </w:r>
+          </w:p>
+        </w:tc>
+      </w:tr>
+      <w:tr>
+        <w:tc>
+          <w:tcPr>
+            <w:tcW w:type="dxa" w:w="5112"/>
+            <w:shd w:val="clear" w:color="auto" w:fill="F1EEEF"/>
+          </w:tcPr>
+          <w:p>
+            <w:pPr>
+              <w:spacing w:after="40"/>
+            </w:pPr>
+            <w:r>
+              <w:rPr>
+                <w:b/>
+                <w:sz w:val="18"/>
+              </w:rPr>
+            </w:r>
+            <w:r>
+              <w:rPr>
+                <w:b/>
+                <w:i w:val="0"/>
+                <w:sz w:val="18"/>
+              </w:rPr>
+              <w:t>Diagnosis (most common)</w:t>
+            </w:r>
+          </w:p>
+        </w:tc>
+        <w:tc>
+          <w:tcPr>
+            <w:tcW w:type="dxa" w:w="5112"/>
+          </w:tcPr>
+          <w:p>
+            <w:pPr>
+              <w:spacing w:after="40"/>
+            </w:pPr>
+            <w:r>
+              <w:rPr>
+                <w:sz w:val="18"/>
+              </w:rPr>
+            </w:r>
+            <w:r>
+              <w:rPr>
+                <w:b w:val="0"/>
+                <w:i w:val="0"/>
+                <w:sz w:val="18"/>
+              </w:rPr>
+              <w:t>A pulmonary symptom: chronic shortness of breath, cough, unexplained hypercapnia or hypoxemia (smokers, occupational exposures).</w:t>
+            </w:r>
+          </w:p>
+        </w:tc>
+      </w:tr>
+      <w:tr>
+        <w:tc>
+          <w:tcPr>
+            <w:tcW w:type="dxa" w:w="5112"/>
+            <w:shd w:val="clear" w:color="auto" w:fill="F1EEEF"/>
+          </w:tcPr>
+          <w:p>
+            <w:pPr>
+              <w:spacing w:after="40"/>
+            </w:pPr>
+            <w:r>
+              <w:rPr>
+                <w:b/>
+                <w:sz w:val="18"/>
+              </w:rPr>
+            </w:r>
+            <w:r>
+              <w:rPr>
+                <w:b/>
+                <w:i w:val="0"/>
+                <w:sz w:val="18"/>
+              </w:rPr>
+              <w:t>NOT a specific diagnosis</w:t>
+            </w:r>
+          </w:p>
+        </w:tc>
+        <w:tc>
+          <w:tcPr>
+            <w:tcW w:type="dxa" w:w="5112"/>
+          </w:tcPr>
+          <w:p>
+            <w:pPr>
+              <w:spacing w:after="40"/>
+            </w:pPr>
+            <w:r>
+              <w:rPr>
+                <w:sz w:val="18"/>
+              </w:rPr>
+            </w:r>
+            <w:r>
+              <w:rPr>
+                <w:b w:val="0"/>
+                <w:i w:val="0"/>
+                <w:sz w:val="18"/>
+              </w:rPr>
+              <w:t>They show the pathophysiological derangement and help rule out parts of the differential.</w:t>
+            </w:r>
+          </w:p>
+        </w:tc>
+      </w:tr>
+      <w:tr>
+        <w:tc>
+          <w:tcPr>
+            <w:tcW w:type="dxa" w:w="5112"/>
+            <w:shd w:val="clear" w:color="auto" w:fill="F1EEEF"/>
+          </w:tcPr>
+          <w:p>
+            <w:pPr>
+              <w:spacing w:after="40"/>
+            </w:pPr>
+            <w:r>
+              <w:rPr>
+                <w:b/>
+                <w:sz w:val="18"/>
+              </w:rPr>
+            </w:r>
+            <w:r>
+              <w:rPr>
+                <w:b/>
+                <w:i w:val="0"/>
+                <w:sz w:val="18"/>
+              </w:rPr>
+              <w:t>Prognosis · surgical risk</w:t>
+            </w:r>
+          </w:p>
+        </w:tc>
+        <w:tc>
+          <w:tcPr>
+            <w:tcW w:type="dxa" w:w="5112"/>
+          </w:tcPr>
+          <w:p>
+            <w:pPr>
+              <w:spacing w:after="40"/>
+            </w:pPr>
+            <w:r>
+              <w:rPr>
+                <w:sz w:val="18"/>
+              </w:rPr>
+            </w:r>
+            <w:r>
+              <w:rPr>
+                <w:b w:val="0"/>
+                <w:i w:val="0"/>
+                <w:sz w:val="18"/>
+              </w:rPr>
+              <w:t>Prognosis of known disease · surgical risk before lung resection or with chronic obstructive pulmonary disease.</w:t>
+            </w:r>
+          </w:p>
+        </w:tc>
+      </w:tr>
+      <w:tr>
+        <w:tc>
+          <w:tcPr>
+            <w:tcW w:type="dxa" w:w="5112"/>
+            <w:shd w:val="clear" w:color="auto" w:fill="F1EEEF"/>
+          </w:tcPr>
+          <w:p>
+            <w:pPr>
+              <w:spacing w:after="40"/>
+            </w:pPr>
+            <w:r>
+              <w:rPr>
+                <w:b/>
+                <w:sz w:val="18"/>
+              </w:rPr>
+            </w:r>
+            <w:r>
+              <w:rPr>
+                <w:b/>
+                <w:i w:val="0"/>
+                <w:sz w:val="18"/>
+              </w:rPr>
+              <w:t>Screening</w:t>
+            </w:r>
+          </w:p>
+        </w:tc>
+        <w:tc>
+          <w:tcPr>
+            <w:tcW w:type="dxa" w:w="5112"/>
+          </w:tcPr>
+          <w:p>
+            <w:pPr>
+              <w:spacing w:after="40"/>
+            </w:pPr>
+            <w:r>
+              <w:rPr>
+                <w:sz w:val="18"/>
+              </w:rPr>
+            </w:r>
+            <w:r>
+              <w:rPr>
+                <w:b w:val="0"/>
+                <w:i w:val="0"/>
+                <w:sz w:val="18"/>
+              </w:rPr>
+              <w:t>Early, asymptomatic complications of non-pulmonary disease (autoimmune disease) or of medication (long-term AMIODARONE).</w:t>
+            </w:r>
+          </w:p>
+        </w:tc>
+      </w:tr>
+    </w:tbl>
+    <w:p>
+      <w:pPr>
+        <w:spacing w:after="80"/>
+      </w:pPr>
+    </w:p>
+    <w:p>
+      <w:pPr>
+        <w:pStyle w:val="Heading1"/>
+        <w:spacing w:before="280" w:after="100"/>
+      </w:pPr>
+      <w:r>
+        <w:rPr>
+          <w:rFonts w:ascii="Georgia" w:hAnsi="Georgia"/>
+          <w:color w:val="17494B"/>
+        </w:rPr>
+        <w:t>Obstructive Against Restrictive</w:t>
+      </w:r>
+    </w:p>
+    <w:tbl>
+      <w:tblPr>
+        <w:tblStyle w:val="TableGrid"/>
+        <w:tblW w:type="auto" w:w="0"/>
+        <w:jc w:val="center"/>
+        <w:tblLook w:firstColumn="1" w:firstRow="1" w:lastColumn="0" w:lastRow="0" w:noHBand="0" w:noVBand="1" w:val="04A0"/>
+        <w:tblBorders>
+          <w:top w:val="single" w:sz="4" w:space="0" w:color="D8D2D4"/>
+          <w:left w:val="single" w:sz="4" w:space="0" w:color="D8D2D4"/>
+          <w:bottom w:val="single" w:sz="4" w:space="0" w:color="D8D2D4"/>
+          <w:right w:val="single" w:sz="4" w:space="0" w:color="D8D2D4"/>
+          <w:insideH w:val="single" w:sz="4" w:space="0" w:color="D8D2D4"/>
+          <w:insideV w:val="single" w:sz="4" w:space="0" w:color="D8D2D4"/>
+        </w:tblBorders>
+      </w:tblPr>
+      <w:tblGrid>
+        <w:gridCol w:w="5112"/>
+        <w:gridCol w:w="5112"/>
+      </w:tblGrid>
+      <w:tr>
+        <w:tc>
+          <w:tcPr>
+            <w:tcW w:type="dxa" w:w="5112"/>
+            <w:shd w:val="clear" w:color="auto" w:fill="17494B"/>
+          </w:tcPr>
+          <w:p>
+            <w:pPr>
+              <w:spacing w:after="40"/>
+            </w:pPr>
+            <w:r>
+              <w:rPr>
+                <w:b/>
+                <w:color w:val="FFFFFF"/>
+                <w:sz w:val="18"/>
+              </w:rPr>
+            </w:r>
+            <w:r>
+              <w:rPr>
+                <w:b/>
+                <w:i w:val="0"/>
+                <w:color w:val="FFFFFF"/>
+                <w:sz w:val="18"/>
+              </w:rPr>
+              <w:t>Term</w:t>
+            </w:r>
+          </w:p>
+        </w:tc>
+        <w:tc>
+          <w:tcPr>
+            <w:tcW w:type="dxa" w:w="5112"/>
+            <w:shd w:val="clear" w:color="auto" w:fill="17494B"/>
+          </w:tcPr>
+          <w:p>
+            <w:pPr>
+              <w:spacing w:after="40"/>
+            </w:pPr>
+            <w:r>
+              <w:rPr>
+                <w:b/>
+                <w:color w:val="FFFFFF"/>
+                <w:sz w:val="18"/>
+              </w:rPr>
+            </w:r>
+            <w:r>
+              <w:rPr>
+                <w:b/>
+                <w:i w:val="0"/>
+                <w:color w:val="FFFFFF"/>
+                <w:sz w:val="18"/>
+              </w:rPr>
+              <w:t>What you need to know</w:t>
+            </w:r>
+          </w:p>
+        </w:tc>
+      </w:tr>
+      <w:tr>
+        <w:tc>
+          <w:tcPr>
+            <w:tcW w:type="dxa" w:w="5112"/>
+            <w:shd w:val="clear" w:color="auto" w:fill="F1EEEF"/>
+          </w:tcPr>
+          <w:p>
+            <w:pPr>
+              <w:spacing w:after="40"/>
+            </w:pPr>
+            <w:r>
+              <w:rPr>
+                <w:b/>
+                <w:sz w:val="18"/>
+              </w:rPr>
+            </w:r>
+            <w:r>
+              <w:rPr>
+                <w:b/>
+                <w:i w:val="0"/>
+                <w:sz w:val="18"/>
+              </w:rPr>
+              <w:t>Three categories</w:t>
+            </w:r>
+          </w:p>
+        </w:tc>
+        <w:tc>
+          <w:tcPr>
+            <w:tcW w:type="dxa" w:w="5112"/>
+          </w:tcPr>
+          <w:p>
+            <w:pPr>
+              <w:spacing w:after="40"/>
+            </w:pPr>
+            <w:r>
+              <w:rPr>
+                <w:sz w:val="18"/>
+              </w:rPr>
+            </w:r>
+            <w:r>
+              <w:rPr>
+                <w:b w:val="0"/>
+                <w:i w:val="0"/>
+                <w:sz w:val="18"/>
+              </w:rPr>
+              <w:t>Obstructive, restrictive and pulmonary vascular (gas transfer impairment). NOT mutually exclusive (sarcoidosis can be all three).</w:t>
+            </w:r>
+          </w:p>
+        </w:tc>
+      </w:tr>
+      <w:tr>
+        <w:tc>
+          <w:tcPr>
+            <w:tcW w:type="dxa" w:w="5112"/>
+            <w:shd w:val="clear" w:color="auto" w:fill="F1EEEF"/>
+          </w:tcPr>
+          <w:p>
+            <w:pPr>
+              <w:spacing w:after="40"/>
+            </w:pPr>
+            <w:r>
+              <w:rPr>
+                <w:b/>
+                <w:sz w:val="18"/>
+              </w:rPr>
+            </w:r>
+            <w:r>
+              <w:rPr>
+                <w:b/>
+                <w:i w:val="0"/>
+                <w:sz w:val="18"/>
+              </w:rPr>
+              <w:t>Obstructive</w:t>
+            </w:r>
+          </w:p>
+        </w:tc>
+        <w:tc>
+          <w:tcPr>
+            <w:tcW w:type="dxa" w:w="5112"/>
+          </w:tcPr>
+          <w:p>
+            <w:pPr>
+              <w:spacing w:after="40"/>
+            </w:pPr>
+            <w:r>
+              <w:rPr>
+                <w:sz w:val="18"/>
+              </w:rPr>
+            </w:r>
+            <w:r>
+              <w:rPr>
+                <w:b w:val="0"/>
+                <w:i w:val="0"/>
+                <w:sz w:val="18"/>
+              </w:rPr>
+              <w:t>Increased airway resistance; trouble getting air OUT. Chronic obstructive pulmonary disease, asthma, ★ BRONCHIECTASIS (permanent airway dilation), cystic fibrosis.</w:t>
+            </w:r>
+          </w:p>
+        </w:tc>
+      </w:tr>
+      <w:tr>
+        <w:tc>
+          <w:tcPr>
+            <w:tcW w:type="dxa" w:w="5112"/>
+            <w:shd w:val="clear" w:color="auto" w:fill="F1EEEF"/>
+          </w:tcPr>
+          <w:p>
+            <w:pPr>
+              <w:spacing w:after="40"/>
+            </w:pPr>
+            <w:r>
+              <w:rPr>
+                <w:b/>
+                <w:sz w:val="18"/>
+              </w:rPr>
+            </w:r>
+            <w:r>
+              <w:rPr>
+                <w:b/>
+                <w:i w:val="0"/>
+                <w:sz w:val="18"/>
+              </w:rPr>
+              <w:t>Restrictive</w:t>
+            </w:r>
+          </w:p>
+        </w:tc>
+        <w:tc>
+          <w:tcPr>
+            <w:tcW w:type="dxa" w:w="5112"/>
+          </w:tcPr>
+          <w:p>
+            <w:pPr>
+              <w:spacing w:after="40"/>
+            </w:pPr>
+            <w:r>
+              <w:rPr>
+                <w:sz w:val="18"/>
+              </w:rPr>
+            </w:r>
+            <w:r>
+              <w:rPr>
+                <w:b w:val="0"/>
+                <w:i w:val="0"/>
+                <w:sz w:val="18"/>
+              </w:rPr>
+              <w:t>Decrease in VOLUME; trouble getting air IN. Poor compliance (interstitial lung disease, chest wall: obesity, kyphosis, scoliosis) or neuromuscular weakness (amyotrophic lateral sclerosis, muscular dystrophy).</w:t>
+            </w:r>
+          </w:p>
+        </w:tc>
+      </w:tr>
+      <w:tr>
+        <w:tc>
+          <w:tcPr>
+            <w:tcW w:type="dxa" w:w="5112"/>
+            <w:shd w:val="clear" w:color="auto" w:fill="F1EEEF"/>
+          </w:tcPr>
+          <w:p>
+            <w:pPr>
+              <w:spacing w:after="40"/>
+            </w:pPr>
+            <w:r>
+              <w:rPr>
+                <w:b/>
+                <w:sz w:val="18"/>
+              </w:rPr>
+            </w:r>
+            <w:r>
+              <w:rPr>
+                <w:b/>
+                <w:i w:val="0"/>
+                <w:sz w:val="18"/>
+              </w:rPr>
+              <w:t>Gas transfer impairment</w:t>
+            </w:r>
+          </w:p>
+        </w:tc>
+        <w:tc>
+          <w:tcPr>
+            <w:tcW w:type="dxa" w:w="5112"/>
+          </w:tcPr>
+          <w:p>
+            <w:pPr>
+              <w:spacing w:after="40"/>
+            </w:pPr>
+            <w:r>
+              <w:rPr>
+                <w:sz w:val="18"/>
+              </w:rPr>
+            </w:r>
+            <w:r>
+              <w:rPr>
+                <w:b w:val="0"/>
+                <w:i w:val="0"/>
+                <w:sz w:val="18"/>
+              </w:rPr>
+              <w:t>Normal mechanics; the alveolar-capillary membrane or pulmonary blood flow. Pulmonary hypertension, chronic thromboembolic disease, early emphysema, early interstitial lung disease.</w:t>
+            </w:r>
+          </w:p>
+        </w:tc>
+      </w:tr>
+      <w:tr>
+        <w:tc>
+          <w:tcPr>
+            <w:tcW w:type="dxa" w:w="5112"/>
+            <w:shd w:val="clear" w:color="auto" w:fill="F1EEEF"/>
+          </w:tcPr>
+          <w:p>
+            <w:pPr>
+              <w:spacing w:after="40"/>
+            </w:pPr>
+            <w:r>
+              <w:rPr>
+                <w:b/>
+                <w:sz w:val="18"/>
+              </w:rPr>
+            </w:r>
+            <w:r>
+              <w:rPr>
+                <w:b/>
+                <w:i w:val="0"/>
+                <w:sz w:val="18"/>
+              </w:rPr>
+              <w:t>★ The result table</w:t>
+            </w:r>
+          </w:p>
+        </w:tc>
+        <w:tc>
+          <w:tcPr>
+            <w:tcW w:type="dxa" w:w="5112"/>
+          </w:tcPr>
+          <w:p>
+            <w:pPr>
+              <w:spacing w:after="40"/>
+            </w:pPr>
+            <w:r>
+              <w:rPr>
+                <w:sz w:val="18"/>
+              </w:rPr>
+            </w:r>
+            <w:r>
+              <w:rPr>
+                <w:b w:val="0"/>
+                <w:i w:val="0"/>
+                <w:sz w:val="18"/>
+              </w:rPr>
+              <w:t>Obstruction: ratio DECREASED, below 70%. Restriction: forced vital capacity DECREASED, ratio normal or increased, 70% or more.</w:t>
+            </w:r>
+          </w:p>
+        </w:tc>
+      </w:tr>
+      <w:tr>
+        <w:tc>
+          <w:tcPr>
+            <w:tcW w:type="dxa" w:w="5112"/>
+            <w:shd w:val="clear" w:color="auto" w:fill="F1EEEF"/>
+          </w:tcPr>
+          <w:p>
+            <w:pPr>
+              <w:spacing w:after="40"/>
+            </w:pPr>
+            <w:r>
+              <w:rPr>
+                <w:b/>
+                <w:sz w:val="18"/>
+              </w:rPr>
+            </w:r>
+            <w:r>
+              <w:rPr>
+                <w:b/>
+                <w:i w:val="0"/>
+                <w:sz w:val="18"/>
+              </w:rPr>
+              <w:t>★ Obstructive volume-time curve</w:t>
+            </w:r>
+          </w:p>
+        </w:tc>
+        <w:tc>
+          <w:tcPr>
+            <w:tcW w:type="dxa" w:w="5112"/>
+          </w:tcPr>
+          <w:p>
+            <w:pPr>
+              <w:spacing w:after="40"/>
+            </w:pPr>
+            <w:r>
+              <w:rPr>
+                <w:sz w:val="18"/>
+              </w:rPr>
+            </w:r>
+            <w:r>
+              <w:rPr>
+                <w:b w:val="0"/>
+                <w:i w:val="0"/>
+                <w:sz w:val="18"/>
+              </w:rPr>
+              <w:t>A slow rise and a long, late plateau (severe: no plateau, forced vital capacity reduced).</w:t>
+            </w:r>
+          </w:p>
+        </w:tc>
+      </w:tr>
+      <w:tr>
+        <w:tc>
+          <w:tcPr>
+            <w:tcW w:type="dxa" w:w="5112"/>
+            <w:shd w:val="clear" w:color="auto" w:fill="F1EEEF"/>
+          </w:tcPr>
+          <w:p>
+            <w:pPr>
+              <w:spacing w:after="40"/>
+            </w:pPr>
+            <w:r>
+              <w:rPr>
+                <w:b/>
+                <w:sz w:val="18"/>
+              </w:rPr>
+            </w:r>
+            <w:r>
+              <w:rPr>
+                <w:b/>
+                <w:i w:val="0"/>
+                <w:sz w:val="18"/>
+              </w:rPr>
+              <w:t>★ Restrictive volume-time curve</w:t>
+            </w:r>
+          </w:p>
+        </w:tc>
+        <w:tc>
+          <w:tcPr>
+            <w:tcW w:type="dxa" w:w="5112"/>
+          </w:tcPr>
+          <w:p>
+            <w:pPr>
+              <w:spacing w:after="40"/>
+            </w:pPr>
+            <w:r>
+              <w:rPr>
+                <w:sz w:val="18"/>
+              </w:rPr>
+            </w:r>
+            <w:r>
+              <w:rPr>
+                <w:b w:val="0"/>
+                <w:i w:val="0"/>
+                <w:sz w:val="18"/>
+              </w:rPr>
+              <w:t>The normal shape at a LOWER volume: the air comes out easily, there is less of it.</w:t>
+            </w:r>
+          </w:p>
+        </w:tc>
+      </w:tr>
+      <w:tr>
+        <w:tc>
+          <w:tcPr>
+            <w:tcW w:type="dxa" w:w="5112"/>
+            <w:shd w:val="clear" w:color="auto" w:fill="F1EEEF"/>
+          </w:tcPr>
+          <w:p>
+            <w:pPr>
+              <w:spacing w:after="40"/>
+            </w:pPr>
+            <w:r>
+              <w:rPr>
+                <w:b/>
+                <w:sz w:val="18"/>
+              </w:rPr>
+            </w:r>
+            <w:r>
+              <w:rPr>
+                <w:b/>
+                <w:i w:val="0"/>
+                <w:sz w:val="18"/>
+              </w:rPr>
+              <w:t>★ "A scoop in the loop"</w:t>
+            </w:r>
+          </w:p>
+        </w:tc>
+        <w:tc>
+          <w:tcPr>
+            <w:tcW w:type="dxa" w:w="5112"/>
+          </w:tcPr>
+          <w:p>
+            <w:pPr>
+              <w:spacing w:after="40"/>
+            </w:pPr>
+            <w:r>
+              <w:rPr>
+                <w:sz w:val="18"/>
+              </w:rPr>
+            </w:r>
+            <w:r>
+              <w:rPr>
+                <w:b w:val="0"/>
+                <w:i w:val="0"/>
+                <w:sz w:val="18"/>
+              </w:rPr>
+              <w:t>Obstruction: the expiratory limb is concave (COVING) after the peak; severe = low peak, long flat tail.</w:t>
+            </w:r>
+          </w:p>
+        </w:tc>
+      </w:tr>
+      <w:tr>
+        <w:tc>
+          <w:tcPr>
+            <w:tcW w:type="dxa" w:w="5112"/>
+            <w:shd w:val="clear" w:color="auto" w:fill="F1EEEF"/>
+          </w:tcPr>
+          <w:p>
+            <w:pPr>
+              <w:spacing w:after="40"/>
+            </w:pPr>
+            <w:r>
+              <w:rPr>
+                <w:b/>
+                <w:sz w:val="18"/>
+              </w:rPr>
+            </w:r>
+            <w:r>
+              <w:rPr>
+                <w:b/>
+                <w:i w:val="0"/>
+                <w:sz w:val="18"/>
+              </w:rPr>
+              <w:t>★ "A witch's hat"</w:t>
+            </w:r>
+          </w:p>
+        </w:tc>
+        <w:tc>
+          <w:tcPr>
+            <w:tcW w:type="dxa" w:w="5112"/>
+          </w:tcPr>
+          <w:p>
+            <w:pPr>
+              <w:spacing w:after="40"/>
+            </w:pPr>
+            <w:r>
+              <w:rPr>
+                <w:sz w:val="18"/>
+              </w:rPr>
+            </w:r>
+            <w:r>
+              <w:rPr>
+                <w:b w:val="0"/>
+                <w:i w:val="0"/>
+                <w:sz w:val="18"/>
+              </w:rPr>
+              <w:t>Restriction: narrow, tall, sharp point; everything smaller; peak normal or mildly reduced, no coving.</w:t>
+            </w:r>
+          </w:p>
+        </w:tc>
+      </w:tr>
+      <w:tr>
+        <w:tc>
+          <w:tcPr>
+            <w:tcW w:type="dxa" w:w="5112"/>
+            <w:shd w:val="clear" w:color="auto" w:fill="F1EEEF"/>
+          </w:tcPr>
+          <w:p>
+            <w:pPr>
+              <w:spacing w:after="40"/>
+            </w:pPr>
+            <w:r>
+              <w:rPr>
+                <w:b/>
+                <w:sz w:val="18"/>
+              </w:rPr>
+            </w:r>
+            <w:r>
+              <w:rPr>
+                <w:b/>
+                <w:i w:val="0"/>
+                <w:sz w:val="18"/>
+              </w:rPr>
+              <w:t>On the film</w:t>
+            </w:r>
+          </w:p>
+        </w:tc>
+        <w:tc>
+          <w:tcPr>
+            <w:tcW w:type="dxa" w:w="5112"/>
+          </w:tcPr>
+          <w:p>
+            <w:pPr>
+              <w:spacing w:after="40"/>
+            </w:pPr>
+            <w:r>
+              <w:rPr>
+                <w:sz w:val="18"/>
+              </w:rPr>
+            </w:r>
+            <w:r>
+              <w:rPr>
+                <w:b w:val="0"/>
+                <w:i w:val="0"/>
+                <w:sz w:val="18"/>
+              </w:rPr>
+              <w:t>Hyperinflated, flat diaphragms = obstruction. Small-volume lungs with reticular opacities = restriction (confirm with a low total lung capacity).</w:t>
+            </w:r>
+          </w:p>
+        </w:tc>
+      </w:tr>
+    </w:tbl>
+    <w:p>
+      <w:pPr>
+        <w:spacing w:after="80"/>
+      </w:pPr>
+    </w:p>
+    <w:p>
+      <w:pPr>
+        <w:pStyle w:val="Heading1"/>
+        <w:spacing w:before="280" w:after="100"/>
+      </w:pPr>
+      <w:r>
+        <w:rPr>
+          <w:rFonts w:ascii="Georgia" w:hAnsi="Georgia"/>
+          <w:color w:val="17494B"/>
+        </w:rPr>
+        <w:t>Reading a Report</w:t>
+      </w:r>
+    </w:p>
+    <w:tbl>
+      <w:tblPr>
+        <w:tblStyle w:val="TableGrid"/>
+        <w:tblW w:type="auto" w:w="0"/>
+        <w:jc w:val="center"/>
+        <w:tblLook w:firstColumn="1" w:firstRow="1" w:lastColumn="0" w:lastRow="0" w:noHBand="0" w:noVBand="1" w:val="04A0"/>
+        <w:tblBorders>
+          <w:top w:val="single" w:sz="4" w:space="0" w:color="D8D2D4"/>
+          <w:left w:val="single" w:sz="4" w:space="0" w:color="D8D2D4"/>
+          <w:bottom w:val="single" w:sz="4" w:space="0" w:color="D8D2D4"/>
+          <w:right w:val="single" w:sz="4" w:space="0" w:color="D8D2D4"/>
+          <w:insideH w:val="single" w:sz="4" w:space="0" w:color="D8D2D4"/>
+          <w:insideV w:val="single" w:sz="4" w:space="0" w:color="D8D2D4"/>
+        </w:tblBorders>
+      </w:tblPr>
+      <w:tblGrid>
+        <w:gridCol w:w="5112"/>
+        <w:gridCol w:w="5112"/>
+      </w:tblGrid>
+      <w:tr>
+        <w:tc>
+          <w:tcPr>
+            <w:tcW w:type="dxa" w:w="5112"/>
+            <w:shd w:val="clear" w:color="auto" w:fill="17494B"/>
+          </w:tcPr>
+          <w:p>
+            <w:pPr>
+              <w:spacing w:after="40"/>
+            </w:pPr>
+            <w:r>
+              <w:rPr>
+                <w:b/>
+                <w:color w:val="FFFFFF"/>
+                <w:sz w:val="18"/>
+              </w:rPr>
+            </w:r>
+            <w:r>
+              <w:rPr>
+                <w:b/>
+                <w:i w:val="0"/>
+                <w:color w:val="FFFFFF"/>
+                <w:sz w:val="18"/>
+              </w:rPr>
+              <w:t>Term</w:t>
+            </w:r>
+          </w:p>
+        </w:tc>
+        <w:tc>
+          <w:tcPr>
+            <w:tcW w:type="dxa" w:w="5112"/>
+            <w:shd w:val="clear" w:color="auto" w:fill="17494B"/>
+          </w:tcPr>
+          <w:p>
+            <w:pPr>
+              <w:spacing w:after="40"/>
+            </w:pPr>
+            <w:r>
+              <w:rPr>
+                <w:b/>
+                <w:color w:val="FFFFFF"/>
+                <w:sz w:val="18"/>
+              </w:rPr>
+            </w:r>
+            <w:r>
+              <w:rPr>
+                <w:b/>
+                <w:i w:val="0"/>
+                <w:color w:val="FFFFFF"/>
+                <w:sz w:val="18"/>
+              </w:rPr>
+              <w:t>What you need to know</w:t>
+            </w:r>
+          </w:p>
+        </w:tc>
+      </w:tr>
+      <w:tr>
+        <w:tc>
+          <w:tcPr>
+            <w:tcW w:type="dxa" w:w="5112"/>
+            <w:shd w:val="clear" w:color="auto" w:fill="F1EEEF"/>
+          </w:tcPr>
+          <w:p>
+            <w:pPr>
+              <w:spacing w:after="40"/>
+            </w:pPr>
+            <w:r>
+              <w:rPr>
+                <w:b/>
+                <w:sz w:val="18"/>
+              </w:rPr>
+            </w:r>
+            <w:r>
+              <w:rPr>
+                <w:b/>
+                <w:i w:val="0"/>
+                <w:sz w:val="18"/>
+              </w:rPr>
+              <w:t>★ Step 1</w:t>
+            </w:r>
+          </w:p>
+        </w:tc>
+        <w:tc>
+          <w:tcPr>
+            <w:tcW w:type="dxa" w:w="5112"/>
+          </w:tcPr>
+          <w:p>
+            <w:pPr>
+              <w:spacing w:after="40"/>
+            </w:pPr>
+            <w:r>
+              <w:rPr>
+                <w:sz w:val="18"/>
+              </w:rPr>
+            </w:r>
+            <w:r>
+              <w:rPr>
+                <w:b w:val="0"/>
+                <w:i w:val="0"/>
+                <w:sz w:val="18"/>
+              </w:rPr>
+              <w:t>The RATIO first. 70% is your marker.</w:t>
+            </w:r>
+          </w:p>
+        </w:tc>
+      </w:tr>
+      <w:tr>
+        <w:tc>
+          <w:tcPr>
+            <w:tcW w:type="dxa" w:w="5112"/>
+            <w:shd w:val="clear" w:color="auto" w:fill="F1EEEF"/>
+          </w:tcPr>
+          <w:p>
+            <w:pPr>
+              <w:spacing w:after="40"/>
+            </w:pPr>
+            <w:r>
+              <w:rPr>
+                <w:b/>
+                <w:sz w:val="18"/>
+              </w:rPr>
+            </w:r>
+            <w:r>
+              <w:rPr>
+                <w:b/>
+                <w:i w:val="0"/>
+                <w:sz w:val="18"/>
+              </w:rPr>
+              <w:t>Ratio low</w:t>
+            </w:r>
+          </w:p>
+        </w:tc>
+        <w:tc>
+          <w:tcPr>
+            <w:tcW w:type="dxa" w:w="5112"/>
+          </w:tcPr>
+          <w:p>
+            <w:pPr>
+              <w:spacing w:after="40"/>
+            </w:pPr>
+            <w:r>
+              <w:rPr>
+                <w:sz w:val="18"/>
+              </w:rPr>
+            </w:r>
+            <w:r>
+              <w:rPr>
+                <w:b w:val="0"/>
+                <w:i w:val="0"/>
+                <w:sz w:val="18"/>
+              </w:rPr>
+              <w:t>Assess the forced vital capacity: normal = obstruction; low = obstruction or MIXED (severe obstruction lowers it too); check the total lung capacity.</w:t>
+            </w:r>
+          </w:p>
+        </w:tc>
+      </w:tr>
+      <w:tr>
+        <w:tc>
+          <w:tcPr>
+            <w:tcW w:type="dxa" w:w="5112"/>
+            <w:shd w:val="clear" w:color="auto" w:fill="F1EEEF"/>
+          </w:tcPr>
+          <w:p>
+            <w:pPr>
+              <w:spacing w:after="40"/>
+            </w:pPr>
+            <w:r>
+              <w:rPr>
+                <w:b/>
+                <w:sz w:val="18"/>
+              </w:rPr>
+            </w:r>
+            <w:r>
+              <w:rPr>
+                <w:b/>
+                <w:i w:val="0"/>
+                <w:sz w:val="18"/>
+              </w:rPr>
+              <w:t>Ratio normal or high</w:t>
+            </w:r>
+          </w:p>
+        </w:tc>
+        <w:tc>
+          <w:tcPr>
+            <w:tcW w:type="dxa" w:w="5112"/>
+          </w:tcPr>
+          <w:p>
+            <w:pPr>
+              <w:spacing w:after="40"/>
+            </w:pPr>
+            <w:r>
+              <w:rPr>
+                <w:sz w:val="18"/>
+              </w:rPr>
+            </w:r>
+            <w:r>
+              <w:rPr>
+                <w:b w:val="0"/>
+                <w:i w:val="0"/>
+                <w:sz w:val="18"/>
+              </w:rPr>
+              <w:t>Assess the forced vital capacity: low = possible restriction (confirm with lung volumes); normal = normal mechanics.</w:t>
+            </w:r>
+          </w:p>
+        </w:tc>
+      </w:tr>
+      <w:tr>
+        <w:tc>
+          <w:tcPr>
+            <w:tcW w:type="dxa" w:w="5112"/>
+            <w:shd w:val="clear" w:color="auto" w:fill="F1EEEF"/>
+          </w:tcPr>
+          <w:p>
+            <w:pPr>
+              <w:spacing w:after="40"/>
+            </w:pPr>
+            <w:r>
+              <w:rPr>
+                <w:b/>
+                <w:sz w:val="18"/>
+              </w:rPr>
+            </w:r>
+            <w:r>
+              <w:rPr>
+                <w:b/>
+                <w:i w:val="0"/>
+                <w:sz w:val="18"/>
+              </w:rPr>
+              <w:t>Mixed defect</w:t>
+            </w:r>
+          </w:p>
+        </w:tc>
+        <w:tc>
+          <w:tcPr>
+            <w:tcW w:type="dxa" w:w="5112"/>
+          </w:tcPr>
+          <w:p>
+            <w:pPr>
+              <w:spacing w:after="40"/>
+            </w:pPr>
+            <w:r>
+              <w:rPr>
+                <w:sz w:val="18"/>
+              </w:rPr>
+            </w:r>
+            <w:r>
+              <w:rPr>
+                <w:b w:val="0"/>
+                <w:i w:val="0"/>
+                <w:sz w:val="18"/>
+              </w:rPr>
+              <w:t>Low ratio AND low total lung capacity.</w:t>
+            </w:r>
+          </w:p>
+        </w:tc>
+      </w:tr>
+      <w:tr>
+        <w:tc>
+          <w:tcPr>
+            <w:tcW w:type="dxa" w:w="5112"/>
+            <w:shd w:val="clear" w:color="auto" w:fill="F1EEEF"/>
+          </w:tcPr>
+          <w:p>
+            <w:pPr>
+              <w:spacing w:after="40"/>
+            </w:pPr>
+            <w:r>
+              <w:rPr>
+                <w:b/>
+                <w:sz w:val="18"/>
+              </w:rPr>
+            </w:r>
+            <w:r>
+              <w:rPr>
+                <w:b/>
+                <w:i w:val="0"/>
+                <w:sz w:val="18"/>
+              </w:rPr>
+              <w:t>Case 1 (no audio)</w:t>
+            </w:r>
+          </w:p>
+        </w:tc>
+        <w:tc>
+          <w:tcPr>
+            <w:tcW w:type="dxa" w:w="5112"/>
+          </w:tcPr>
+          <w:p>
+            <w:pPr>
+              <w:spacing w:after="40"/>
+            </w:pPr>
+            <w:r>
+              <w:rPr>
+                <w:sz w:val="18"/>
+              </w:rPr>
+            </w:r>
+            <w:r>
+              <w:rPr>
+                <w:b w:val="0"/>
+                <w:i w:val="0"/>
+                <w:sz w:val="18"/>
+              </w:rPr>
+              <w:t>Smoker: ratio 52% (low), forced vital capacity 61%, total lung capacity 120% (not low) = OBSTRUCTION, scooped loop; little change after albuterol.</w:t>
+            </w:r>
+          </w:p>
+        </w:tc>
+      </w:tr>
+      <w:tr>
+        <w:tc>
+          <w:tcPr>
+            <w:tcW w:type="dxa" w:w="5112"/>
+            <w:shd w:val="clear" w:color="auto" w:fill="F1EEEF"/>
+          </w:tcPr>
+          <w:p>
+            <w:pPr>
+              <w:spacing w:after="40"/>
+            </w:pPr>
+            <w:r>
+              <w:rPr>
+                <w:b/>
+                <w:sz w:val="18"/>
+              </w:rPr>
+            </w:r>
+            <w:r>
+              <w:rPr>
+                <w:b/>
+                <w:i w:val="0"/>
+                <w:sz w:val="18"/>
+              </w:rPr>
+              <w:t>Case 2 (no audio)</w:t>
+            </w:r>
+          </w:p>
+        </w:tc>
+        <w:tc>
+          <w:tcPr>
+            <w:tcW w:type="dxa" w:w="5112"/>
+          </w:tcPr>
+          <w:p>
+            <w:pPr>
+              <w:spacing w:after="40"/>
+            </w:pPr>
+            <w:r>
+              <w:rPr>
+                <w:sz w:val="18"/>
+              </w:rPr>
+            </w:r>
+            <w:r>
+              <w:rPr>
+                <w:b w:val="0"/>
+                <w:i w:val="0"/>
+                <w:sz w:val="18"/>
+              </w:rPr>
+              <w:t>Animal trainer, crackles, saturation 88%: ratio 94%, forced vital capacity 39%, total lung capacity 44% = RESTRICTION; diffusing capacity LOW (38%): the membrane is affected.</w:t>
+            </w:r>
+          </w:p>
+        </w:tc>
+      </w:tr>
+      <w:tr>
+        <w:tc>
+          <w:tcPr>
+            <w:tcW w:type="dxa" w:w="5112"/>
+            <w:shd w:val="clear" w:color="auto" w:fill="F1EEEF"/>
+          </w:tcPr>
+          <w:p>
+            <w:pPr>
+              <w:spacing w:after="40"/>
+            </w:pPr>
+            <w:r>
+              <w:rPr>
+                <w:b/>
+                <w:sz w:val="18"/>
+              </w:rPr>
+            </w:r>
+            <w:r>
+              <w:rPr>
+                <w:b/>
+                <w:i w:val="0"/>
+                <w:sz w:val="18"/>
+              </w:rPr>
+              <w:t>Case 3 (no audio)</w:t>
+            </w:r>
+          </w:p>
+        </w:tc>
+        <w:tc>
+          <w:tcPr>
+            <w:tcW w:type="dxa" w:w="5112"/>
+          </w:tcPr>
+          <w:p>
+            <w:pPr>
+              <w:spacing w:after="40"/>
+            </w:pPr>
+            <w:r>
+              <w:rPr>
+                <w:sz w:val="18"/>
+              </w:rPr>
+            </w:r>
+            <w:r>
+              <w:rPr>
+                <w:b w:val="0"/>
+                <w:i w:val="0"/>
+                <w:sz w:val="18"/>
+              </w:rPr>
+              <w:t>Spinal cord injury, clear lungs: ratio normal, forced vital capacity 71%, total lung capacity 67% = RESTRICTION; diffusing capacity NORMAL (97%): the membrane is intact.</w:t>
+            </w:r>
+          </w:p>
+        </w:tc>
+      </w:tr>
+    </w:tbl>
+    <w:p>
+      <w:pPr>
+        <w:spacing w:after="80"/>
+      </w:pPr>
+    </w:p>
+    <w:p>
+      <w:pPr>
+        <w:pStyle w:val="Heading1"/>
+        <w:spacing w:before="280" w:after="100"/>
+      </w:pPr>
+      <w:r>
+        <w:rPr>
+          <w:rFonts w:ascii="Georgia" w:hAnsi="Georgia"/>
+          <w:color w:val="17494B"/>
+        </w:rPr>
+        <w:t>Each Standard Test's Job, and Oxygenation</w:t>
+      </w:r>
+    </w:p>
+    <w:tbl>
+      <w:tblPr>
+        <w:tblStyle w:val="TableGrid"/>
+        <w:tblW w:type="auto" w:w="0"/>
+        <w:jc w:val="center"/>
+        <w:tblLook w:firstColumn="1" w:firstRow="1" w:lastColumn="0" w:lastRow="0" w:noHBand="0" w:noVBand="1" w:val="04A0"/>
+        <w:tblBorders>
+          <w:top w:val="single" w:sz="4" w:space="0" w:color="D8D2D4"/>
+          <w:left w:val="single" w:sz="4" w:space="0" w:color="D8D2D4"/>
+          <w:bottom w:val="single" w:sz="4" w:space="0" w:color="D8D2D4"/>
+          <w:right w:val="single" w:sz="4" w:space="0" w:color="D8D2D4"/>
+          <w:insideH w:val="single" w:sz="4" w:space="0" w:color="D8D2D4"/>
+          <w:insideV w:val="single" w:sz="4" w:space="0" w:color="D8D2D4"/>
+        </w:tblBorders>
+      </w:tblPr>
+      <w:tblGrid>
+        <w:gridCol w:w="5112"/>
+        <w:gridCol w:w="5112"/>
+      </w:tblGrid>
+      <w:tr>
+        <w:tc>
+          <w:tcPr>
+            <w:tcW w:type="dxa" w:w="5112"/>
+            <w:shd w:val="clear" w:color="auto" w:fill="17494B"/>
+          </w:tcPr>
+          <w:p>
+            <w:pPr>
+              <w:spacing w:after="40"/>
+            </w:pPr>
+            <w:r>
+              <w:rPr>
+                <w:b/>
+                <w:color w:val="FFFFFF"/>
+                <w:sz w:val="18"/>
+              </w:rPr>
+            </w:r>
+            <w:r>
+              <w:rPr>
+                <w:b/>
+                <w:i w:val="0"/>
+                <w:color w:val="FFFFFF"/>
+                <w:sz w:val="18"/>
+              </w:rPr>
+              <w:t>Term</w:t>
+            </w:r>
+          </w:p>
+        </w:tc>
+        <w:tc>
+          <w:tcPr>
+            <w:tcW w:type="dxa" w:w="5112"/>
+            <w:shd w:val="clear" w:color="auto" w:fill="17494B"/>
+          </w:tcPr>
+          <w:p>
+            <w:pPr>
+              <w:spacing w:after="40"/>
+            </w:pPr>
+            <w:r>
+              <w:rPr>
+                <w:b/>
+                <w:color w:val="FFFFFF"/>
+                <w:sz w:val="18"/>
+              </w:rPr>
+            </w:r>
+            <w:r>
+              <w:rPr>
+                <w:b/>
+                <w:i w:val="0"/>
+                <w:color w:val="FFFFFF"/>
+                <w:sz w:val="18"/>
+              </w:rPr>
+              <w:t>What you need to know</w:t>
+            </w:r>
+          </w:p>
+        </w:tc>
+      </w:tr>
+      <w:tr>
+        <w:tc>
+          <w:tcPr>
+            <w:tcW w:type="dxa" w:w="5112"/>
+            <w:shd w:val="clear" w:color="auto" w:fill="F1EEEF"/>
+          </w:tcPr>
+          <w:p>
+            <w:pPr>
+              <w:spacing w:after="40"/>
+            </w:pPr>
+            <w:r>
+              <w:rPr>
+                <w:b/>
+                <w:sz w:val="18"/>
+              </w:rPr>
+            </w:r>
+            <w:r>
+              <w:rPr>
+                <w:b/>
+                <w:i w:val="0"/>
+                <w:sz w:val="18"/>
+              </w:rPr>
+              <w:t>Spirometry with the flow-volume loop</w:t>
+            </w:r>
+          </w:p>
+        </w:tc>
+        <w:tc>
+          <w:tcPr>
+            <w:tcW w:type="dxa" w:w="5112"/>
+          </w:tcPr>
+          <w:p>
+            <w:pPr>
+              <w:spacing w:after="40"/>
+            </w:pPr>
+            <w:r>
+              <w:rPr>
+                <w:sz w:val="18"/>
+              </w:rPr>
+            </w:r>
+            <w:r>
+              <w:rPr>
+                <w:b w:val="0"/>
+                <w:i w:val="0"/>
+                <w:sz w:val="18"/>
+              </w:rPr>
+              <w:t>Diagnoses OBSTRUCTIVE disease.</w:t>
+            </w:r>
+          </w:p>
+        </w:tc>
+      </w:tr>
+      <w:tr>
+        <w:tc>
+          <w:tcPr>
+            <w:tcW w:type="dxa" w:w="5112"/>
+            <w:shd w:val="clear" w:color="auto" w:fill="F1EEEF"/>
+          </w:tcPr>
+          <w:p>
+            <w:pPr>
+              <w:spacing w:after="40"/>
+            </w:pPr>
+            <w:r>
+              <w:rPr>
+                <w:b/>
+                <w:sz w:val="18"/>
+              </w:rPr>
+            </w:r>
+            <w:r>
+              <w:rPr>
+                <w:b/>
+                <w:i w:val="0"/>
+                <w:sz w:val="18"/>
+              </w:rPr>
+              <w:t>Lung volumes</w:t>
+            </w:r>
+          </w:p>
+        </w:tc>
+        <w:tc>
+          <w:tcPr>
+            <w:tcW w:type="dxa" w:w="5112"/>
+          </w:tcPr>
+          <w:p>
+            <w:pPr>
+              <w:spacing w:after="40"/>
+            </w:pPr>
+            <w:r>
+              <w:rPr>
+                <w:sz w:val="18"/>
+              </w:rPr>
+            </w:r>
+            <w:r>
+              <w:rPr>
+                <w:b w:val="0"/>
+                <w:i w:val="0"/>
+                <w:sz w:val="18"/>
+              </w:rPr>
+              <w:t>Diagnose RESTRICTIVE disease (the total lung capacity confirms restriction).</w:t>
+            </w:r>
+          </w:p>
+        </w:tc>
+      </w:tr>
+      <w:tr>
+        <w:tc>
+          <w:tcPr>
+            <w:tcW w:type="dxa" w:w="5112"/>
+            <w:shd w:val="clear" w:color="auto" w:fill="F1EEEF"/>
+          </w:tcPr>
+          <w:p>
+            <w:pPr>
+              <w:spacing w:after="40"/>
+            </w:pPr>
+            <w:r>
+              <w:rPr>
+                <w:b/>
+                <w:sz w:val="18"/>
+              </w:rPr>
+            </w:r>
+            <w:r>
+              <w:rPr>
+                <w:b/>
+                <w:i w:val="0"/>
+                <w:sz w:val="18"/>
+              </w:rPr>
+              <w:t>Diffusing capacity for carbon monoxide</w:t>
+            </w:r>
+          </w:p>
+        </w:tc>
+        <w:tc>
+          <w:tcPr>
+            <w:tcW w:type="dxa" w:w="5112"/>
+          </w:tcPr>
+          <w:p>
+            <w:pPr>
+              <w:spacing w:after="40"/>
+            </w:pPr>
+            <w:r>
+              <w:rPr>
+                <w:sz w:val="18"/>
+              </w:rPr>
+            </w:r>
+            <w:r>
+              <w:rPr>
+                <w:b w:val="0"/>
+                <w:i w:val="0"/>
+                <w:sz w:val="18"/>
+              </w:rPr>
+              <w:t>Integrity of the alveolar-capillary membrane: diagnoses PULMONARY VASCULAR disease. Normal spirometry and volumes with a suspected gas transfer problem: order this next.</w:t>
+            </w:r>
+          </w:p>
+        </w:tc>
+      </w:tr>
+      <w:tr>
+        <w:tc>
+          <w:tcPr>
+            <w:tcW w:type="dxa" w:w="5112"/>
+            <w:shd w:val="clear" w:color="auto" w:fill="F1EEEF"/>
+          </w:tcPr>
+          <w:p>
+            <w:pPr>
+              <w:spacing w:after="40"/>
+            </w:pPr>
+            <w:r>
+              <w:rPr>
+                <w:b/>
+                <w:sz w:val="18"/>
+              </w:rPr>
+            </w:r>
+            <w:r>
+              <w:rPr>
+                <w:b/>
+                <w:i w:val="0"/>
+                <w:sz w:val="18"/>
+              </w:rPr>
+              <w:t>What the tests examine</w:t>
+            </w:r>
+          </w:p>
+        </w:tc>
+        <w:tc>
+          <w:tcPr>
+            <w:tcW w:type="dxa" w:w="5112"/>
+          </w:tcPr>
+          <w:p>
+            <w:pPr>
+              <w:spacing w:after="40"/>
+            </w:pPr>
+            <w:r>
+              <w:rPr>
+                <w:sz w:val="18"/>
+              </w:rPr>
+            </w:r>
+            <w:r>
+              <w:rPr>
+                <w:b w:val="0"/>
+                <w:i w:val="0"/>
+                <w:sz w:val="18"/>
+              </w:rPr>
+              <w:t>Airways, parenchyma, pulmonary vasculature, the bellows (diaphragm and chest wall) and the neural control of ventilation.</w:t>
+            </w:r>
+          </w:p>
+        </w:tc>
+      </w:tr>
+      <w:tr>
+        <w:tc>
+          <w:tcPr>
+            <w:tcW w:type="dxa" w:w="5112"/>
+            <w:shd w:val="clear" w:color="auto" w:fill="F1EEEF"/>
+          </w:tcPr>
+          <w:p>
+            <w:pPr>
+              <w:spacing w:after="40"/>
+            </w:pPr>
+            <w:r>
+              <w:rPr>
+                <w:b/>
+                <w:sz w:val="18"/>
+              </w:rPr>
+            </w:r>
+            <w:r>
+              <w:rPr>
+                <w:b/>
+                <w:i w:val="0"/>
+                <w:sz w:val="18"/>
+              </w:rPr>
+              <w:t>Specialized tests</w:t>
+            </w:r>
+          </w:p>
+        </w:tc>
+        <w:tc>
+          <w:tcPr>
+            <w:tcW w:type="dxa" w:w="5112"/>
+          </w:tcPr>
+          <w:p>
+            <w:pPr>
+              <w:spacing w:after="40"/>
+            </w:pPr>
+            <w:r>
+              <w:rPr>
+                <w:sz w:val="18"/>
+              </w:rPr>
+            </w:r>
+            <w:r>
+              <w:rPr>
+                <w:b w:val="0"/>
+                <w:i w:val="0"/>
+                <w:sz w:val="18"/>
+              </w:rPr>
+              <w:t>Arterial blood gas; exercise oximetry; six-minute walk; peak flow; maximal inspiratory and expiratory pressures (diaphragmatic strength).</w:t>
+            </w:r>
+          </w:p>
+        </w:tc>
+      </w:tr>
+      <w:tr>
+        <w:tc>
+          <w:tcPr>
+            <w:tcW w:type="dxa" w:w="5112"/>
+            <w:shd w:val="clear" w:color="auto" w:fill="F1EEEF"/>
+          </w:tcPr>
+          <w:p>
+            <w:pPr>
+              <w:spacing w:after="40"/>
+            </w:pPr>
+            <w:r>
+              <w:rPr>
+                <w:b/>
+                <w:sz w:val="18"/>
+              </w:rPr>
+            </w:r>
+            <w:r>
+              <w:rPr>
+                <w:b/>
+                <w:i w:val="0"/>
+                <w:sz w:val="18"/>
+              </w:rPr>
+              <w:t>Six-minute walk test</w:t>
+            </w:r>
+          </w:p>
+        </w:tc>
+        <w:tc>
+          <w:tcPr>
+            <w:tcW w:type="dxa" w:w="5112"/>
+          </w:tcPr>
+          <w:p>
+            <w:pPr>
+              <w:spacing w:after="40"/>
+            </w:pPr>
+            <w:r>
+              <w:rPr>
+                <w:sz w:val="18"/>
+              </w:rPr>
+            </w:r>
+            <w:r>
+              <w:rPr>
+                <w:b w:val="0"/>
+                <w:i w:val="0"/>
+                <w:sz w:val="18"/>
+              </w:rPr>
+              <w:t>Walk as far as possible in 6 minutes: monitors response to treatment AND prognosis.</w:t>
+            </w:r>
+          </w:p>
+        </w:tc>
+      </w:tr>
+      <w:tr>
+        <w:tc>
+          <w:tcPr>
+            <w:tcW w:type="dxa" w:w="5112"/>
+            <w:shd w:val="clear" w:color="auto" w:fill="F1EEEF"/>
+          </w:tcPr>
+          <w:p>
+            <w:pPr>
+              <w:spacing w:after="40"/>
+            </w:pPr>
+            <w:r>
+              <w:rPr>
+                <w:b/>
+                <w:sz w:val="18"/>
+              </w:rPr>
+            </w:r>
+            <w:r>
+              <w:rPr>
+                <w:b/>
+                <w:i w:val="0"/>
+                <w:sz w:val="18"/>
+              </w:rPr>
+              <w:t>Exercise oximetry</w:t>
+            </w:r>
+          </w:p>
+        </w:tc>
+        <w:tc>
+          <w:tcPr>
+            <w:tcW w:type="dxa" w:w="5112"/>
+          </w:tcPr>
+          <w:p>
+            <w:pPr>
+              <w:spacing w:after="40"/>
+            </w:pPr>
+            <w:r>
+              <w:rPr>
+                <w:sz w:val="18"/>
+              </w:rPr>
+            </w:r>
+            <w:r>
+              <w:rPr>
+                <w:b w:val="0"/>
+                <w:i w:val="0"/>
+                <w:sz w:val="18"/>
+              </w:rPr>
+              <w:t>Oxygenation at rest and with modest activity; quick and cheap.</w:t>
+            </w:r>
+          </w:p>
+        </w:tc>
+      </w:tr>
+      <w:tr>
+        <w:tc>
+          <w:tcPr>
+            <w:tcW w:type="dxa" w:w="5112"/>
+            <w:shd w:val="clear" w:color="auto" w:fill="F1EEEF"/>
+          </w:tcPr>
+          <w:p>
+            <w:pPr>
+              <w:spacing w:after="40"/>
+            </w:pPr>
+            <w:r>
+              <w:rPr>
+                <w:b/>
+                <w:sz w:val="18"/>
+              </w:rPr>
+            </w:r>
+            <w:r>
+              <w:rPr>
+                <w:b/>
+                <w:i w:val="0"/>
+                <w:sz w:val="18"/>
+              </w:rPr>
+              <w:t>Oxygenation</w:t>
+            </w:r>
+          </w:p>
+        </w:tc>
+        <w:tc>
+          <w:tcPr>
+            <w:tcW w:type="dxa" w:w="5112"/>
+          </w:tcPr>
+          <w:p>
+            <w:pPr>
+              <w:spacing w:after="40"/>
+            </w:pPr>
+            <w:r>
+              <w:rPr>
+                <w:sz w:val="18"/>
+              </w:rPr>
+            </w:r>
+            <w:r>
+              <w:rPr>
+                <w:b w:val="0"/>
+                <w:i w:val="0"/>
+                <w:sz w:val="18"/>
+              </w:rPr>
+              <w:t>Pulse oximeter (fingertip) and the blood gas analyzer; the arterial blood gas is a SPECIALIZED test, not a standard one.</w:t>
+            </w:r>
+          </w:p>
+        </w:tc>
+      </w:tr>
+    </w:tbl>
+    <w:p>
+      <w:pPr>
+        <w:spacing w:after="80"/>
+      </w:pPr>
+    </w:p>
+    <w:p>
+      <w:pPr>
         <w:spacing w:after="120"/>
       </w:pPr>
       <w:r>
@@ -3646,7 +7004,7 @@
           <w:b w:val="0"/>
           <w:i w:val="0"/>
         </w:rPr>
-        <w:t xml:space="preserve"> Condensed from the Principles of Diagnostic Medicine I Exam 4 Study Guide (Class of 2028). Covers Lecture 17 so far (lecture content). Emphasis rows quote the 20 October 2026 recording; ★ = emphasized in a recording. </w:t>
+        <w:t xml:space="preserve"> Condensed from the Principles of Diagnostic Medicine I Exam 4 Study Guide (Class of 2028). Covers Lectures 17, 20 so far (lecture content). Emphasis rows quote the 20 and 26 October 2026 recordings; ★ = emphasized in a recording. </w:t>
       </w:r>
     </w:p>
     <w:sectPr>
